--- a/Volume 1/Chapter 06 - RESTful APIs/SPA_Vol1_Ch6_Lesson6_3a_Resources_and_Endpoints_EXTENDED.docx
+++ b/Volume 1/Chapter 06 - RESTful APIs/SPA_Vol1_Ch6_Lesson6_3a_Resources_and_Endpoints_EXTENDED.docx
@@ -67,10 +67,7 @@
     </w:p>
     <w:p>
       <w:r>
-        <w:t>Build Lesson 6.3's two contact resource paths in Assembly, Rust, and Erlang, on Lesson 6.0a's server and client. Each server registers /api/v1/contacts for the collection and /api/v1/contacts/{id} for one contact, refuses an empty id, and answers 404 for any other path; each client builds its endpoint strings from their parts, percent-encodes the id with its language's encoder, and prints exactly Lesson 6.3's lines. Then see Solidity's honest counterpart: a chain has no URL paths, so each resource is a cont</w:t>
-      </w:r>
-      <w:r>
-        <w:t>ract function, its {id} is the function's argument, and the endpoint a client sends is a JSON-RPC method plus the encoded call data.</w:t>
+        <w:t>Build Lesson 6.3's two contact resource paths in Assembly, Rust, and Erlang, on Lesson 6.0a's server and client. Each server registers /api/v1/contacts for the collection and /api/v1/contacts/{id} for one contact, refuses an empty id, and answers 404 for any other path; each client builds its endpoint strings from their parts, percent-encodes the id with its language's encoder, and prints exactly Lesson 6.3's lines. Then see Solidity's honest counterpart: a chain has no URL paths, so each resource is a contract function, its {id} is the function's argument, and the endpoint a client sends is a JSON-RPC method plus the encoded call data.</w:t>
       </w:r>
     </w:p>
     <w:p>
@@ -98,10 +95,7 @@
     </w:p>
     <w:p>
       <w:r>
-        <w:t>Lesson 6.3 explains why a path is the API's address book and why an id put into a URL without encoding can quietly address the wrong resource. This companion shows where the encoder and the decoder live when the language gives you less: Assembly calls libcurl's curl_easy_escape, as C does, and libmicrohttpd decodes the path before your code sees it; Rust's axum and Erlang's httpd hand the path over still encoded, so the server decodes the id itself. Solidity has no paths at all, and that makes it a useful c</w:t>
-      </w:r>
-      <w:r>
-        <w:t>ontrast: its arguments are encoded with their lengths, so a ? can never escape its value, but an encoding written by hand and gotten wrong misleads a contract just as quietly. Read Lesson 6.3 first: this companion uses its routes, its ids, and its lines, and does not repeat why each was chosen.</w:t>
+        <w:t>Lesson 6.3 explains why a path is the API's address book and why an id put into a URL without encoding can quietly address the wrong resource. This companion shows where the encoder and the decoder live when the language gives you less: Assembly calls libcurl's curl_easy_escape, as C does, and libmicrohttpd decodes the path before your code sees it; Rust's axum and Erlang's httpd hand the path over still encoded, so the server decodes the id itself. Solidity has no paths at all, and that makes it a useful contrast: its arguments are encoded with their lengths, so a ? can never escape its value, but an encoding written by hand and gotten wrong misleads a contract just as quietly. Read Lesson 6.3 first: this companion uses its routes, its ids, and its lines, and does not repeat why each was chosen.</w:t>
       </w:r>
     </w:p>
     <w:p>
@@ -270,10 +264,7 @@
     </w:p>
     <w:p>
       <w:r>
-        <w:t>What a client sends for one call is eth_call, the JSON-RPC method, with the contract's address and the call data. The call data is the ABI encoding (Application Binary Interface): four bytes that name the function, the selector, which are the start of the keccak256 fingerprint of contact(string), followed by the argument in 32-byte words. A text argument is written as where it starts, its length in bytes, and then its bytes. Because the length is written out, no character inside the text can end it or start</w:t>
-      </w:r>
-      <w:r>
-        <w:t xml:space="preserve"> something else: 2?x is three bytes of one argument, and the ? means nothing. cast calldata writes this encoding, and cast call writes it for you.</w:t>
+        <w:t>What a client sends for one call is eth_call, the JSON-RPC method, with the contract's address and the call data. The call data is the ABI encoding (Application Binary Interface): four bytes that name the function, the selector, which are the start of the keccak256 fingerprint of contact(string), followed by the argument in 32-byte words. A text argument is written as where it starts, its length in bytes, and then its bytes. Because the length is written out, no character inside the text can end it or start something else: 2?x is three bytes of one argument, and the ? means nothing. cast calldata writes this encoding, and cast call writes it for you.</w:t>
       </w:r>
     </w:p>
     <w:p>
@@ -1052,10 +1043,7 @@
     </w:p>
     <w:p>
       <w:r>
-        <w:t xml:space="preserve">Remember, Cargo.lock records the exact version and checksum of every crate (Lesson 6.0a). Copy Lesson 6.0a's Cargo.lock instead of making a new one; it is not printed again. This lesson adds one crate to Cargo.toml, percent-encoding, whose version 2.3.2 the copied lock already holds, because ureq and axum use it, so cargo fetch writes this project's name, resources_and_endpoints, into the lock and downloads nothing new. It runs without --locked, which would refuse even that change. forge installs forge-std </w:t>
-      </w:r>
-      <w:r>
-        <w:t>inside the lesson folder. Assembly uses the MSYS2 packages Lesson 6.0 installed, and Erlang needs nothing: uri_string comes with Erlang/OTP.</w:t>
+        <w:t>Remember, Cargo.lock records the exact version and checksum of every crate (Lesson 6.0a). Copy Lesson 6.0a's Cargo.lock instead of making a new one; it is not printed again. This lesson adds one crate to Cargo.toml, percent-encoding, whose version 2.3.2 the copied lock already holds, because ureq and axum use it, so cargo fetch writes this project's name, resources_and_endpoints, into the lock and downloads nothing new. It runs without --locked, which would refuse even that change. forge installs forge-std inside the lesson folder. Assembly uses the MSYS2 packages Lesson 6.0 installed, and Erlang needs nothing: uri_string comes with Erlang/OTP.</w:t>
       </w:r>
     </w:p>
     <w:p>
@@ -1413,10 +1401,7 @@
     </w:p>
     <w:p>
       <w:r>
-        <w:t>Start with the most direct versions, which follow C's Basic programs step for step. The server: answer_request starts with the not-found answer. It compares the path with the collection's path using strcmp, and for one contact it checks with strncmp that the path starts with /api/v1/contacts/, that the rest, the id segment, is not empty, and with strstr that it holds no slash; snprintf writes the id into the JSON, in space inside answer_request's own frame. The client: main creates one libcurl handle with t</w:t>
-      </w:r>
-      <w:r>
-        <w:t>he course CA, and show_endpoint sends a GET request for one URL and prints its three lines. The collection, contact 2, and the unregistered path are written out in full; the id 2?x goes through curl_easy_escape first. Every step is commented, so read the comments as you type them.</w:t>
+        <w:t>Start with the most direct versions, which follow C's Basic programs step for step. The server: answer_request starts with the not-found answer. It compares the path with the collection's path using strcmp, and for one contact it checks with strncmp that the path starts with /api/v1/contacts/, that the rest, the id segment, is not empty, and with strstr that it holds no slash; snprintf writes the id into the JSON, in space inside answer_request's own frame. The client: main creates one libcurl handle with the course CA, and show_endpoint sends a GET request for one URL and prints its three lines. The collection, contact 2, and the unregistered path are written out in full; the id 2?x goes through curl_easy_escape first. Every step is commented, so read the comments as you type them.</w:t>
       </w:r>
     </w:p>
     <w:p>
@@ -5820,10 +5805,7 @@
     </w:p>
     <w:p>
       <w:r>
-        <w:t>The Production-Minded versions print the same client lines. The server is Lesson 6.0a's skeleton with two more routes in route_request: handle_list_contacts, handle_get_contact, which writes the JSON in its own frame and passes it to send_json, and contact_id_from_path, which returns the id segment's address or 0. The client builds every endpoint from its parts: contacts_endpoint writes the collection's, and contact_endpoint encodes the id with curl_easy_escape and returns 0 if it cannot. get_endpoint sends</w:t>
-      </w:r>
-      <w:r>
-        <w:t xml:space="preserve"> one request with the 10-second timeout, and run_requests stops at the first request with no answer, so main exits with 1.</w:t>
+        <w:t>The Production-Minded versions print the same client lines. The server is Lesson 6.0a's skeleton with two more routes in route_request: handle_list_contacts, handle_get_contact, which writes the JSON in its own frame and passes it to send_json, and contact_id_from_path, which returns the id segment's address or 0. The client builds every endpoint from its parts: contacts_endpoint writes the collection's, and contact_endpoint encodes the id with curl_easy_escape and returns 0 if it cannot. get_endpoint sends one request with the 10-second timeout, and run_requests stops at the first request with no answer, so main exits with 1.</w:t>
       </w:r>
     </w:p>
     <w:p>
@@ -12697,10 +12679,7 @@
     </w:p>
     <w:p>
       <w:r>
-        <w:t>Start with the most direct versions. The server: for each request, answer takes the path alone from uri.path(), still encoded; the collection is an exact match, and for one contact the path must start with /api/v1/contacts/ and the rest, the id segment, must be neither empty nor hold a /. percent_decode_str turns the segment back into the id, and format! writes it into the JSON. The client: main builds one Agent that trusts the course CA, and show_endpoint sends a GET request for one URL and prints its thre</w:t>
-      </w:r>
-      <w:r>
-        <w:t>e lines; the id 2?x goes through utf8_percent_encode first. Every step is commented, so read the comments as you type them.</w:t>
+        <w:t>Start with the most direct versions. The server: for each request, answer takes the path alone from uri.path(), still encoded; the collection is an exact match, and for one contact the path must start with /api/v1/contacts/ and the rest, the id segment, must be neither empty nor hold a /. percent_decode_str turns the segment back into the id, and format! writes it into the JSON. The client: main builds one Agent that trusts the course CA, and show_endpoint sends a GET request for one URL and prints its three lines; the id 2?x goes through utf8_percent_encode first. Every step is commented, so read the comments as you type them.</w:t>
       </w:r>
     </w:p>
     <w:p>
@@ -14132,10 +14111,7 @@
     </w:p>
     <w:p>
       <w:r>
-        <w:t xml:space="preserve">The Production-Minded versions print the same client lines. The server is Lesson 6.0a's skeleton with two more routes in route_request: handle_list_contacts, handle_get_contact, and contact_id_from_path, which returns Some(the decoded id) or None. The client builds every endpoint from its parts with contacts_endpoint and contact_endpoint, which encodes the id; get_endpoint sends one request with the 10-second timeout and prints its lines, and a request with no answer ends the program with Lesson 6.0a's two </w:t>
-      </w:r>
-      <w:r>
-        <w:t>Error lines and exit code 1.</w:t>
+        <w:t>The Production-Minded versions print the same client lines. The server is Lesson 6.0a's skeleton with two more routes in route_request: handle_list_contacts, handle_get_contact, and contact_id_from_path, which returns Some(the decoded id) or None. The client builds every endpoint from its parts with contacts_endpoint and contact_endpoint, which encodes the id; get_endpoint sends one request with the 10-second timeout and prints its lines, and a request with no answer ends the program with Lesson 6.0a's two Error lines and exit code 1.</w:t>
       </w:r>
     </w:p>
     <w:p>
@@ -17777,10 +17753,7 @@
     </w:p>
     <w:p>
       <w:r>
-        <w:t>The Production-Minded versions print the same client lines. The server is Lesson 6.0a's skeleton with two more routes in route_request: handle_list_contacts, handle_get_contact, and contact_id_from_path, which returns the decoded id or the atom none. The client builds every endpoint from its parts with contacts_endpoint and contact_endpoint, which encodes the id; get_endpoint sends one request with the 10-second timeout and returns true when an answer came, and run_requests runs the four requests as named s</w:t>
-      </w:r>
-      <w:r>
-        <w:t>teps joined with andalso, so they stop at the first one with no answer.</w:t>
+        <w:t>The Production-Minded versions print the same client lines. The server is Lesson 6.0a's skeleton with two more routes in route_request: handle_list_contacts, handle_get_contact, and contact_id_from_path, which returns the decoded id or the atom none. The client builds every endpoint from its parts with contacts_endpoint and contact_endpoint, which encodes the id; get_endpoint sends one request with the 10-second timeout and returns true when an answer came, and run_requests runs the four requests as named steps joined with andalso, so they stop at the first one with no answer.</w:t>
       </w:r>
     </w:p>
     <w:p>
@@ -20982,10 +20955,7 @@
     </w:p>
     <w:p>
       <w:r>
-        <w:t xml:space="preserve">The Production-Minded contract is Lesson 6.0a's HealthApi with two more functions, contacts() and contact(contactId), and its answers named as constants; it keeps the name HealthApi, because every Chapter 6 Solidity lesson adds its functions to this one contract, as the other languages add their handlers to server. DeployHealthApi is Lesson 6.0a's, unchanged. The Client Run builds the third call's endpoint from its parts, as contact_endpoint does in the other languages: cast calldata encodes the call, cast </w:t>
-      </w:r>
-      <w:r>
-        <w:t>call --data sends exactly that call data with eth_call, and cast abi-decode turns the answer's bytes back into text.</w:t>
+        <w:t>The Production-Minded contract is Lesson 6.0a's HealthApi with two more functions, contacts() and contact(contactId), and its answers named as constants; it keeps the name HealthApi, because every Chapter 6 Solidity lesson adds its functions to this one contract, as the other languages add their handlers to server. DeployHealthApi is Lesson 6.0a's, unchanged. The Client Run builds the third call's endpoint from its parts, as contact_endpoint does in the other languages: cast calldata encodes the call, cast call --data sends exactly that call data with eth_call, and cast abi-decode turns the answer's bytes back into text.</w:t>
       </w:r>
     </w:p>
     <w:p>
@@ -22972,10 +22942,7 @@
     </w:p>
     <w:p>
       <w:r>
-        <w:t>The Chapter 6 main project's EXTENDED companion, the Contact Manager REST API, serves exactly these two resource paths in Assembly, Rust, and Erlang: Lesson 6.5a turns handle_list_contacts and handle_get_contact into handlers that read the contacts, and Lesson 6.11a checks the id that contact_id_from_path finds. The Production-Minded clients' contacts_endpoint and contact_endpoint are how every later EXTENDED client builds a contact URL. Solidity's HealthApi keeps growing one function per resource; its coun</w:t>
-      </w:r>
-      <w:r>
-        <w:t>terpart of the secondary project reads anvil's JSON-RPC, where the endpoint is always a method and its parameters.</w:t>
+        <w:t>The Chapter 6 main project's EXTENDED companion, the Contact Manager REST API, serves exactly these two resource paths in Assembly, Rust, and Erlang: Lesson 6.5a turns handle_list_contacts and handle_get_contact into handlers that read the contacts, and Lesson 6.11a checks the id that contact_id_from_path finds. The Production-Minded clients' contacts_endpoint and contact_endpoint are how every later EXTENDED client builds a contact URL. Solidity's HealthApi keeps growing one function per resource; its counterpart of the secondary project reads anvil's JSON-RPC, where the endpoint is always a method and its parameters.</w:t>
       </w:r>
     </w:p>
     <w:p>
@@ -23050,10 +23017,7 @@
     </w:p>
     <w:p>
       <w:r>
-        <w:t>Before you run it, predict the third request's URL (Solidity: the third line), the id in its body, and Terminal 1's third line. Rebuild the client, start the Production-Minded server in Terminal 1, and run the client in Terminal 2 (Solidity: start anvil, run the Contract Deploy, then the changed Client Run). The output must match the Required Exercise Output below, and the exit code must be 0 (Solidity: 1, from the fourth call). The ? started a query, so the server saw the path /api/v1/contacts/2 and answer</w:t>
-      </w:r>
-      <w:r>
-        <w:t>ed contact 2: the request reached a real resource, the wrong one, and nothing failed. In Solidity the contract read only the first byte of the text, 2, and answered contact 2 just as quietly. Undo the change, rebuild, and check that "id":"2?x" returns.</w:t>
+        <w:t>Before you run it, predict the third request's URL (Solidity: the third line), the id in its body, and Terminal 1's third line. Rebuild the client, start the Production-Minded server in Terminal 1, and run the client in Terminal 2 (Solidity: start anvil, run the Contract Deploy, then the changed Client Run). The output must match the Required Exercise Output below, and the exit code must be 0 (Solidity: 1, from the fourth call). The ? started a query, so the server saw the path /api/v1/contacts/2 and answered contact 2: the request reached a real resource, the wrong one, and nothing failed. In Solidity the contract read only the first byte of the text, 2, and answered contact 2 just as quietly. Undo the change, rebuild, and check that "id":"2?x" returns.</w:t>
       </w:r>
     </w:p>
     <w:p>
@@ -23285,10 +23249,7 @@
         <w:pStyle w:val="ListBullet"/>
       </w:pPr>
       <w:r>
-        <w:t>In the Production-Minded server, write handle_get_contact_phone, which answers 200 with {"resource":"phone","id":"&lt;the id&gt;"} through send_json, and route GET /api/v1/contacts/{id}/phone to it: the path ends with /phone, and the part before /phone is a one-contact path. Rust: test path.ends_with("/phone") and give contact_id_from_path the path without its last six characters. Erlang: lists:suffix("/phone", Path) tests the ending, and string:slice(Path, 0, length(Path) - 6) is the part before it. Assembly: wr</w:t>
-      </w:r>
-      <w:r>
-        <w:t>ite phone_contact_id_from_path, which checks the prefix, finds the / after the id with strstr, checks with strcmp that what follows is exactly /phone, and copies the id into space in route_request's frame with snprintf and "%.*s", which writes only as many characters as its length value says, because the id does not end where the segment does.</w:t>
+        <w:t>In the Production-Minded server, write handle_get_contact_phone, which answers 200 with {"resource":"phone","id":"&lt;the id&gt;"} through send_json, and route GET /api/v1/contacts/{id}/phone to it: the path ends with /phone, and the part before /phone is a one-contact path. Rust: test path.ends_with("/phone") and give contact_id_from_path the path without its last six characters. Erlang: lists:suffix("/phone", Path) tests the ending, and string:slice(Path, 0, length(Path) - 6) is the part before it. Assembly: write phone_contact_id_from_path, which checks the prefix, finds the / after the id with strstr, checks with strcmp that what follows is exactly /phone, and copies the id into space in route_request's frame with snprintf and "%.*s", which writes only as many characters as its length value says, because the id does not end where the segment does.</w:t>
       </w:r>
     </w:p>
     <w:p>
@@ -23795,10 +23756,7 @@
     </w:p>
     <w:p>
       <w:r>
-        <w:t>In Assembly, Rust, and Erlang, the server registers /api/v1/contacts and /api/v1/contacts/{id}, takes the id from its one segment, decoded, and answers 404 for an empty id and for every path no route matches; the client builds each endpoint from its parts and encodes the id with curl_easy_escape, utf8_percent_encode, or uri_string:quote, so 2?x travels as 2%3Fx and stays one id. libmicrohttpd decodes the path before routing; tiny_http and httpd leave the decoding to the server. Solidity has no paths: each r</w:t>
-      </w:r>
-      <w:r>
-        <w:t>esource is a function, the id is its argument, and the endpoint a client sends is eth_call with the ABI-encoded call data, whose length words keep every character inside its value. Lesson 6.4a turns the client's request into send_request.</w:t>
+        <w:t>In Assembly, Rust, and Erlang, the server registers /api/v1/contacts and /api/v1/contacts/{id}, takes the id from its one segment, decoded, and answers 404 for an empty id and for every path no route matches; the client builds each endpoint from its parts and encodes the id with curl_easy_escape, utf8_percent_encode, or uri_string:quote, so 2?x travels as 2%3Fx and stays one id. libmicrohttpd decodes the path before routing; tiny_http and httpd leave the decoding to the server. Solidity has no paths: each resource is a function, the id is its argument, and the endpoint a client sends is eth_call with the ABI-encoded call data, whose length words keep every character inside its value. Lesson 6.4a turns the client's request into send_request.</w:t>
       </w:r>
     </w:p>
     <w:sectPr>

--- a/Volume 1/Chapter 06 - RESTful APIs/SPA_Vol1_Ch6_Lesson6_3a_Resources_and_Endpoints_EXTENDED.docx
+++ b/Volume 1/Chapter 06 - RESTful APIs/SPA_Vol1_Ch6_Lesson6_3a_Resources_and_Endpoints_EXTENDED.docx
@@ -67,7 +67,10 @@
     </w:p>
     <w:p>
       <w:r>
-        <w:t>Build Lesson 6.3's two contact resource paths in Assembly, Rust, and Erlang, on Lesson 6.0a's server and client. Each server registers /api/v1/contacts for the collection and /api/v1/contacts/{id} for one contact, refuses an empty id, and answers 404 for any other path; each client builds its endpoint strings from their parts, percent-encodes the id with its language's encoder, and prints exactly Lesson 6.3's lines. Then see Solidity's honest counterpart: a chain has no URL paths, so each resource is a contract function, its {id} is the function's argument, and the endpoint a client sends is a JSON-RPC method plus the encoded call data.</w:t>
+        <w:t>Build Lesson 6.3's two contact resource paths in Assembly, Rust, and Erlang, on Lesson 6.0a's server and client. Each server registers /api/v1/contacts for the collection and /api/v1/contacts/{id} for one contact, refuses an empty id, and answers 404 for any other path; each client builds its endpoint strings from their parts, percent-encodes the id with its language's encoder, and prints exactly Lesson 6.3's lines. Then see Solidity's honest counterpart: a chain has no URL paths, so each resource is a cont</w:t>
+      </w:r>
+      <w:r>
+        <w:t>ract function, its {id} is the function's argument, and the endpoint a client sends is a JSON-RPC method plus the encoded call data.</w:t>
       </w:r>
     </w:p>
     <w:p>
@@ -95,7 +98,10 @@
     </w:p>
     <w:p>
       <w:r>
-        <w:t>Lesson 6.3 explains why a path is the API's address book and why an id put into a URL without encoding can quietly address the wrong resource. This companion shows where the encoder and the decoder live when the language gives you less: Assembly calls libcurl's curl_easy_escape, as C does, and libmicrohttpd decodes the path before your code sees it; Rust's axum and Erlang's httpd hand the path over still encoded, so the server decodes the id itself. Solidity has no paths at all, and that makes it a useful contrast: its arguments are encoded with their lengths, so a ? can never escape its value, but an encoding written by hand and gotten wrong misleads a contract just as quietly. Read Lesson 6.3 first: this companion uses its routes, its ids, and its lines, and does not repeat why each was chosen.</w:t>
+        <w:t>Lesson 6.3 explains why a path is the API's address book and why an id put into a URL without encoding can quietly address the wrong resource. This companion shows where the encoder and the decoder live when the language gives you less: Assembly calls libcurl's curl_easy_escape, as C does, and libmicrohttpd decodes the path before your code sees it; Rust's axum and Erlang's httpd hand the path over still encoded, so the server decodes the id itself. Solidity has no paths at all, and that makes it a useful c</w:t>
+      </w:r>
+      <w:r>
+        <w:t>ontrast: its arguments are encoded with their lengths, so a ? can never escape its value, but an encoding written by hand and gotten wrong misleads a contract just as quietly. Read Lesson 6.3 first: this companion uses its routes, its ids, and its lines, and does not repeat why each was chosen.</w:t>
       </w:r>
     </w:p>
     <w:p>
@@ -264,7 +270,10 @@
     </w:p>
     <w:p>
       <w:r>
-        <w:t>What a client sends for one call is eth_call, the JSON-RPC method, with the contract's address and the call data. The call data is the ABI encoding (Application Binary Interface): four bytes that name the function, the selector, which are the start of the keccak256 fingerprint of contact(string), followed by the argument in 32-byte words. A text argument is written as where it starts, its length in bytes, and then its bytes. Because the length is written out, no character inside the text can end it or start something else: 2?x is three bytes of one argument, and the ? means nothing. cast calldata writes this encoding, and cast call writes it for you.</w:t>
+        <w:t>What a client sends for one call is eth_call, the JSON-RPC method, with the contract's address and the call data. The call data is the ABI encoding (Application Binary Interface): four bytes that name the function, the selector, which are the start of the keccak256 fingerprint of contact(string), followed by the argument in 32-byte words. A text argument is written as where it starts, its length in bytes, and then its bytes. Because the length is written out, no character inside the text can end it or start</w:t>
+      </w:r>
+      <w:r>
+        <w:t xml:space="preserve"> something else: 2?x is three bytes of one argument, and the ? means nothing. cast calldata writes this encoding, and cast call writes it for you.</w:t>
       </w:r>
     </w:p>
     <w:p>
@@ -964,7 +973,7 @@
     </w:p>
     <w:p>
       <w:r>
-        <w:t>Save each source and supporting file from this lesson into the matching path in the project layout. As in Chapter 1, notepad .\erlang\basic_server.erl creates and opens one: choose Yes, type the file, save it with Ctrl+S, and close Notepad (nano ./erlang/basic_server.erl on Linux, then Ctrl+O, Enter, and Ctrl+X). The Linux commands leave out the assembly folder, because Linux Assembly is deferred.</w:t>
+        <w:t>You save each source file in its language's section below, as each is shown; step 2 makes the Rust and Solidity projects. As in Chapter 1, notepad .\erlang\basic_server.erl creates and opens one: choose Yes, type the file, save it with Ctrl+S, and close Notepad (nano ./erlang/basic_server.erl on Linux, then Ctrl+O, Enter, and Ctrl+X). The Linux commands leave out the assembly folder, because Linux Assembly is deferred.</w:t>
       </w:r>
     </w:p>
     <w:p>
@@ -1043,7 +1052,13 @@
     </w:p>
     <w:p>
       <w:r>
-        <w:t>Remember, Cargo.lock records the exact version and checksum of every crate (Lesson 6.0a). Copy Lesson 6.0a's Cargo.lock instead of making a new one; it is not printed again. This lesson adds one crate to Cargo.toml, percent-encoding, whose version 2.3.2 the copied lock already holds, because ureq and axum use it, so cargo fetch writes this project's name, resources_and_endpoints, into the lock and downloads nothing new. It runs without --locked, which would refuse even that change. forge installs forge-std inside the lesson folder. Assembly uses the MSYS2 packages Lesson 6.0 installed, and Erlang needs nothing: uri_string comes with Erlang/OTP.</w:t>
+        <w:t>Remember, Cargo.lock records the exact version and checksum of every crate (Lesson 6.0a). The Rust project is made as in Lesson 6.0a, with one change: after the cargo add lines, copy Lesson 6.0a's Cargo.lock over the one cargo add wrote; it is not printed again. Remember, cargo init writes Cargo.toml and a starter src\main.rs, and cargo add pins each crate under [dependencies] at an exact version; --no-default-features keeps only the features you list (Lesson 6.0a). This lesson adds one crate, percent-encod</w:t>
+      </w:r>
+      <w:r>
+        <w:t>ing, whose version 2.3.2 the copied lock already holds, because ureq and axum use it, so cargo fetch writes this project's name, resources_and_endpoints, into the lock, changes no crate, and downloads anything Cargo's cache lacks; it runs without --locked, which would refuse even the name change. The starter main.rs is removed after the fetch, which needs a program to read. Remember, forge init makes the Solidity project, with --empty, --no-git, --offline, and --force as in Lesson 6.0a, and forge installs f</w:t>
+      </w:r>
+      <w:r>
+        <w:t>orge-std inside the lesson folder. Assembly uses the MSYS2 packages Lesson 6.0 installed, and Erlang needs nothing: uri_string comes with Erlang/OTP.</w:t>
       </w:r>
     </w:p>
     <w:p>
@@ -1065,6 +1080,105 @@
         <w:keepNext/>
       </w:pPr>
       <w:r>
+        <w:t>cargo init .\rust --name resources_and_endpoints --vcs none</w:t>
+      </w:r>
+    </w:p>
+    <w:p>
+      <w:pPr>
+        <w:pStyle w:val="CommandBlock"/>
+        <w:keepNext/>
+      </w:pPr>
+      <w:r>
+        <w:t>cargo add --manifest-path .\rust\Cargo.toml axum@=0.8.9 `</w:t>
+      </w:r>
+    </w:p>
+    <w:p>
+      <w:pPr>
+        <w:pStyle w:val="CommandBlock"/>
+        <w:keepNext/>
+      </w:pPr>
+      <w:r>
+        <w:t xml:space="preserve">    --no-default-features --features http1,tokio</w:t>
+      </w:r>
+    </w:p>
+    <w:p>
+      <w:pPr>
+        <w:pStyle w:val="CommandBlock"/>
+        <w:keepNext/>
+      </w:pPr>
+      <w:r>
+        <w:t>cargo add --manifest-path .\rust\Cargo.toml axum-server@=0.8.0 `</w:t>
+      </w:r>
+    </w:p>
+    <w:p>
+      <w:pPr>
+        <w:pStyle w:val="CommandBlock"/>
+        <w:keepNext/>
+      </w:pPr>
+      <w:r>
+        <w:t xml:space="preserve">    --features tls-rustls-no-provider</w:t>
+      </w:r>
+    </w:p>
+    <w:p>
+      <w:pPr>
+        <w:pStyle w:val="CommandBlock"/>
+        <w:keepNext/>
+      </w:pPr>
+      <w:r>
+        <w:t>cargo add --manifest-path .\rust\Cargo.toml percent-encoding@=2.3.2</w:t>
+      </w:r>
+    </w:p>
+    <w:p>
+      <w:pPr>
+        <w:pStyle w:val="CommandBlock"/>
+        <w:keepNext/>
+      </w:pPr>
+      <w:r>
+        <w:t>cargo add --manifest-path .\rust\Cargo.toml rustls@=0.23.45 `</w:t>
+      </w:r>
+    </w:p>
+    <w:p>
+      <w:pPr>
+        <w:pStyle w:val="CommandBlock"/>
+        <w:keepNext/>
+      </w:pPr>
+      <w:r>
+        <w:t xml:space="preserve">    --no-default-features --features ring,std,tls12</w:t>
+      </w:r>
+    </w:p>
+    <w:p>
+      <w:pPr>
+        <w:pStyle w:val="CommandBlock"/>
+        <w:keepNext/>
+      </w:pPr>
+      <w:r>
+        <w:t>cargo add --manifest-path .\rust\Cargo.toml tokio@=1.53.1 `</w:t>
+      </w:r>
+    </w:p>
+    <w:p>
+      <w:pPr>
+        <w:pStyle w:val="CommandBlock"/>
+        <w:keepNext/>
+      </w:pPr>
+      <w:r>
+        <w:t xml:space="preserve">    --features macros,rt-multi-thread</w:t>
+      </w:r>
+    </w:p>
+    <w:p>
+      <w:pPr>
+        <w:pStyle w:val="CommandBlock"/>
+        <w:keepNext/>
+      </w:pPr>
+      <w:r>
+        <w:t>cargo add --manifest-path .\rust\Cargo.toml ureq@=3.4.2</w:t>
+      </w:r>
+    </w:p>
+    <w:p>
+      <w:pPr>
+        <w:pStyle w:val="CommandBlock"/>
+        <w:keepNext/>
+      </w:pPr>
+      <w:r>
         <w:t>Copy-Item ..\lesson-6.0-extended\rust\Cargo.lock .\rust</w:t>
       </w:r>
     </w:p>
@@ -1083,6 +1197,117 @@
         <w:keepNext/>
       </w:pPr>
       <w:r>
+        <w:t>Remove-Item .\rust\src\main.rs</w:t>
+      </w:r>
+    </w:p>
+    <w:p>
+      <w:pPr>
+        <w:pStyle w:val="CommandBlock"/>
+      </w:pPr>
+      <w:r>
+        <w:t>forge init .\solidity --empty --no-git --offline --force</w:t>
+      </w:r>
+    </w:p>
+    <w:p>
+      <w:pPr>
+        <w:keepNext/>
+      </w:pPr>
+    </w:p>
+    <w:p>
+      <w:r>
+        <w:t>Then type the Solidity project's settings over the foundry.toml that forge init wrote; it is Lesson 6.0a's: the scripts read and write no files, so it allows none. notepad .\solidity\foundry.toml opens the file: replace its text with the file below, save it with Ctrl+S, and close Notepad.</w:t>
+      </w:r>
+    </w:p>
+    <w:p>
+      <w:pPr>
+        <w:keepNext/>
+      </w:pPr>
+    </w:p>
+    <w:p>
+      <w:pPr>
+        <w:pStyle w:val="Heading3"/>
+      </w:pPr>
+      <w:r>
+        <w:t>solidity/foundry.toml</w:t>
+      </w:r>
+    </w:p>
+    <w:p>
+      <w:pPr>
+        <w:pStyle w:val="SourceCode"/>
+        <w:keepNext/>
+      </w:pPr>
+      <w:r>
+        <w:t>[profile.default]</w:t>
+      </w:r>
+    </w:p>
+    <w:p>
+      <w:pPr>
+        <w:pStyle w:val="SourceCode"/>
+        <w:keepNext/>
+      </w:pPr>
+      <w:r>
+        <w:t># The files in script/ are the only Solidity sources in this project.</w:t>
+      </w:r>
+    </w:p>
+    <w:p>
+      <w:pPr>
+        <w:pStyle w:val="SourceCode"/>
+        <w:keepNext/>
+      </w:pPr>
+      <w:r>
+        <w:t>src = "script"</w:t>
+      </w:r>
+    </w:p>
+    <w:p>
+      <w:pPr>
+        <w:pStyle w:val="SourceCode"/>
+        <w:keepNext/>
+      </w:pPr>
+      <w:r>
+        <w:t># forge install puts forge-std in lib/.</w:t>
+      </w:r>
+    </w:p>
+    <w:p>
+      <w:pPr>
+        <w:pStyle w:val="SourceCode"/>
+        <w:keepNext/>
+      </w:pPr>
+      <w:r>
+        <w:t>libs = ["lib"]</w:t>
+      </w:r>
+    </w:p>
+    <w:p>
+      <w:pPr>
+        <w:pStyle w:val="SourceCode"/>
+      </w:pPr>
+      <w:r>
+        <w:t># The scripts read and write no files, so no fs_permissions are needed.</w:t>
+      </w:r>
+    </w:p>
+    <w:p>
+      <w:pPr>
+        <w:keepNext/>
+      </w:pPr>
+    </w:p>
+    <w:p>
+      <w:pPr>
+        <w:keepNext/>
+      </w:pPr>
+      <w:r>
+        <w:t>Then install forge-std.</w:t>
+      </w:r>
+    </w:p>
+    <w:p>
+      <w:pPr>
+        <w:keepNext/>
+      </w:pPr>
+    </w:p>
+    <w:p>
+      <w:pPr>
+        <w:pStyle w:val="CommandBlock"/>
+        <w:keepNext/>
+      </w:pPr>
+      <w:r>
         <w:t>Push-Location .\solidity</w:t>
       </w:r>
     </w:p>
@@ -1118,10 +1343,122 @@
     </w:p>
     <w:p>
       <w:pPr>
+        <w:keepNext/>
+      </w:pPr>
+      <w:r>
+        <w:t>Create the Rust and Solidity projects with the same commands as on Windows: cp copies Lesson 6.0a's Cargo.lock after the cargo add lines, so it replaces the one cargo add wrote, and rm deletes the starter main.rs after cargo fetch. Type solidity/foundry.toml exactly as shown in the Windows setup, over the file forge init wrote, before the last line installs forge-std.</w:t>
+      </w:r>
+    </w:p>
+    <w:p>
+      <w:pPr>
+        <w:keepNext/>
+      </w:pPr>
+    </w:p>
+    <w:p>
+      <w:pPr>
         <w:pStyle w:val="CommandBlock"/>
         <w:keepNext/>
       </w:pPr>
       <w:r>
+        <w:t>cargo init ./rust --name resources_and_endpoints --vcs none</w:t>
+      </w:r>
+    </w:p>
+    <w:p>
+      <w:pPr>
+        <w:pStyle w:val="CommandBlock"/>
+        <w:keepNext/>
+      </w:pPr>
+      <w:r>
+        <w:t>cargo add --manifest-path ./rust/Cargo.toml axum@=0.8.9 \</w:t>
+      </w:r>
+    </w:p>
+    <w:p>
+      <w:pPr>
+        <w:pStyle w:val="CommandBlock"/>
+        <w:keepNext/>
+      </w:pPr>
+      <w:r>
+        <w:t xml:space="preserve">    --no-default-features --features http1,tokio</w:t>
+      </w:r>
+    </w:p>
+    <w:p>
+      <w:pPr>
+        <w:pStyle w:val="CommandBlock"/>
+        <w:keepNext/>
+      </w:pPr>
+      <w:r>
+        <w:t>cargo add --manifest-path ./rust/Cargo.toml axum-server@=0.8.0 \</w:t>
+      </w:r>
+    </w:p>
+    <w:p>
+      <w:pPr>
+        <w:pStyle w:val="CommandBlock"/>
+        <w:keepNext/>
+      </w:pPr>
+      <w:r>
+        <w:t xml:space="preserve">    --features tls-rustls-no-provider</w:t>
+      </w:r>
+    </w:p>
+    <w:p>
+      <w:pPr>
+        <w:pStyle w:val="CommandBlock"/>
+        <w:keepNext/>
+      </w:pPr>
+      <w:r>
+        <w:t>cargo add --manifest-path ./rust/Cargo.toml percent-encoding@=2.3.2</w:t>
+      </w:r>
+    </w:p>
+    <w:p>
+      <w:pPr>
+        <w:pStyle w:val="CommandBlock"/>
+        <w:keepNext/>
+      </w:pPr>
+      <w:r>
+        <w:t>cargo add --manifest-path ./rust/Cargo.toml rustls@=0.23.45 \</w:t>
+      </w:r>
+    </w:p>
+    <w:p>
+      <w:pPr>
+        <w:pStyle w:val="CommandBlock"/>
+        <w:keepNext/>
+      </w:pPr>
+      <w:r>
+        <w:t xml:space="preserve">    --no-default-features --features ring,std,tls12</w:t>
+      </w:r>
+    </w:p>
+    <w:p>
+      <w:pPr>
+        <w:pStyle w:val="CommandBlock"/>
+        <w:keepNext/>
+      </w:pPr>
+      <w:r>
+        <w:t>cargo add --manifest-path ./rust/Cargo.toml tokio@=1.53.1 \</w:t>
+      </w:r>
+    </w:p>
+    <w:p>
+      <w:pPr>
+        <w:pStyle w:val="CommandBlock"/>
+        <w:keepNext/>
+      </w:pPr>
+      <w:r>
+        <w:t xml:space="preserve">    --features macros,rt-multi-thread</w:t>
+      </w:r>
+    </w:p>
+    <w:p>
+      <w:pPr>
+        <w:pStyle w:val="CommandBlock"/>
+        <w:keepNext/>
+      </w:pPr>
+      <w:r>
+        <w:t>cargo add --manifest-path ./rust/Cargo.toml ureq@=3.4.2</w:t>
+      </w:r>
+    </w:p>
+    <w:p>
+      <w:pPr>
+        <w:pStyle w:val="CommandBlock"/>
+        <w:keepNext/>
+      </w:pPr>
+      <w:r>
         <w:t>cp ../lesson-6.0-extended/rust/Cargo.lock ./rust</w:t>
       </w:r>
     </w:p>
@@ -1137,6 +1474,28 @@
     <w:p>
       <w:pPr>
         <w:pStyle w:val="CommandBlock"/>
+        <w:keepNext/>
+      </w:pPr>
+      <w:r>
+        <w:t>rm ./rust/src/main.rs</w:t>
+      </w:r>
+    </w:p>
+    <w:p>
+      <w:pPr>
+        <w:pStyle w:val="CommandBlock"/>
+      </w:pPr>
+      <w:r>
+        <w:t>forge init ./solidity --empty --no-git --offline --force</w:t>
+      </w:r>
+    </w:p>
+    <w:p>
+      <w:pPr>
+        <w:keepNext/>
+      </w:pPr>
+    </w:p>
+    <w:p>
+      <w:pPr>
+        <w:pStyle w:val="CommandBlock"/>
       </w:pPr>
       <w:r>
         <w:t>(cd ./solidity &amp;&amp; forge install foundry-rs/forge-std@v1.16.2 --no-git)</w:t>
@@ -1401,7 +1760,10 @@
     </w:p>
     <w:p>
       <w:r>
-        <w:t>Start with the most direct versions, which follow C's Basic programs step for step. The server: answer_request starts with the not-found answer. It compares the path with the collection's path using strcmp, and for one contact it checks with strncmp that the path starts with /api/v1/contacts/, that the rest, the id segment, is not empty, and with strstr that it holds no slash; snprintf writes the id into the JSON, in space inside answer_request's own frame. The client: main creates one libcurl handle with the course CA, and show_endpoint sends a GET request for one URL and prints its three lines. The collection, contact 2, and the unregistered path are written out in full; the id 2?x goes through curl_easy_escape first. Every step is commented, so read the comments as you type them.</w:t>
+        <w:t>Start with the most direct versions, which follow C's Basic programs step for step. The server: answer_request starts with the not-found answer. It compares the path with the collection's path using strcmp, and for one contact it checks with strncmp that the path starts with /api/v1/contacts/, that the rest, the id segment, is not empty, and with strstr that it holds no slash; snprintf writes the id into the JSON, in space inside answer_request's own frame. The client: main creates one libcurl handle with t</w:t>
+      </w:r>
+      <w:r>
+        <w:t>he course CA, and show_endpoint sends a GET request for one URL and prints its three lines. The collection, contact 2, and the unregistered path are written out in full; the id 2?x goes through curl_easy_escape first. Every step is commented, so read the comments as you type them.</w:t>
       </w:r>
     </w:p>
     <w:p>
@@ -5805,7 +6167,10 @@
     </w:p>
     <w:p>
       <w:r>
-        <w:t>The Production-Minded versions print the same client lines. The server is Lesson 6.0a's skeleton with two more routes in route_request: handle_list_contacts, handle_get_contact, which writes the JSON in its own frame and passes it to send_json, and contact_id_from_path, which returns the id segment's address or 0. The client builds every endpoint from its parts: contacts_endpoint writes the collection's, and contact_endpoint encodes the id with curl_easy_escape and returns 0 if it cannot. get_endpoint sends one request with the 10-second timeout, and run_requests stops at the first request with no answer, so main exits with 1.</w:t>
+        <w:t>The Production-Minded versions print the same client lines. The server is Lesson 6.0a's skeleton with two more routes in route_request: handle_list_contacts, handle_get_contact, which writes the JSON in its own frame and passes it to send_json, and contact_id_from_path, which returns the id segment's address or 0. The client builds every endpoint from its parts: contacts_endpoint writes the collection's, and contact_endpoint encodes the id with curl_easy_escape and returns 0 if it cannot. get_endpoint sends</w:t>
+      </w:r>
+      <w:r>
+        <w:t xml:space="preserve"> one request with the 10-second timeout, and run_requests stops at the first request with no answer, so main exits with 1.</w:t>
       </w:r>
     </w:p>
     <w:p>
@@ -12679,7 +13044,10 @@
     </w:p>
     <w:p>
       <w:r>
-        <w:t>Start with the most direct versions. The server: for each request, answer takes the path alone from uri.path(), still encoded; the collection is an exact match, and for one contact the path must start with /api/v1/contacts/ and the rest, the id segment, must be neither empty nor hold a /. percent_decode_str turns the segment back into the id, and format! writes it into the JSON. The client: main builds one Agent that trusts the course CA, and show_endpoint sends a GET request for one URL and prints its three lines; the id 2?x goes through utf8_percent_encode first. Every step is commented, so read the comments as you type them.</w:t>
+        <w:t>Start with the most direct versions. The server: for each request, answer takes the path alone from uri.path(), still encoded; the collection is an exact match, and for one contact the path must start with /api/v1/contacts/ and the rest, the id segment, must be neither empty nor hold a /. percent_decode_str turns the segment back into the id, and format! writes it into the JSON. The client: main builds one Agent that trusts the course CA, and show_endpoint sends a GET request for one URL and prints its thre</w:t>
+      </w:r>
+      <w:r>
+        <w:t>e lines; the id 2?x goes through utf8_percent_encode first. Every step is commented, so read the comments as you type them.</w:t>
       </w:r>
     </w:p>
     <w:p>
@@ -14111,7 +14479,10 @@
     </w:p>
     <w:p>
       <w:r>
-        <w:t>The Production-Minded versions print the same client lines. The server is Lesson 6.0a's skeleton with two more routes in route_request: handle_list_contacts, handle_get_contact, and contact_id_from_path, which returns Some(the decoded id) or None. The client builds every endpoint from its parts with contacts_endpoint and contact_endpoint, which encodes the id; get_endpoint sends one request with the 10-second timeout and prints its lines, and a request with no answer ends the program with Lesson 6.0a's two Error lines and exit code 1.</w:t>
+        <w:t xml:space="preserve">The Production-Minded versions print the same client lines. The server is Lesson 6.0a's skeleton with two more routes in route_request: handle_list_contacts, handle_get_contact, and contact_id_from_path, which returns Some(the decoded id) or None. The client builds every endpoint from its parts with contacts_endpoint and contact_endpoint, which encodes the id; get_endpoint sends one request with the 10-second timeout and prints its lines, and a request with no answer ends the program with Lesson 6.0a's two </w:t>
+      </w:r>
+      <w:r>
+        <w:t>Error lines and exit code 1.</w:t>
       </w:r>
     </w:p>
     <w:p>
@@ -17753,7 +18124,10 @@
     </w:p>
     <w:p>
       <w:r>
-        <w:t>The Production-Minded versions print the same client lines. The server is Lesson 6.0a's skeleton with two more routes in route_request: handle_list_contacts, handle_get_contact, and contact_id_from_path, which returns the decoded id or the atom none. The client builds every endpoint from its parts with contacts_endpoint and contact_endpoint, which encodes the id; get_endpoint sends one request with the 10-second timeout and returns true when an answer came, and run_requests runs the four requests as named steps joined with andalso, so they stop at the first one with no answer.</w:t>
+        <w:t>The Production-Minded versions print the same client lines. The server is Lesson 6.0a's skeleton with two more routes in route_request: handle_list_contacts, handle_get_contact, and contact_id_from_path, which returns the decoded id or the atom none. The client builds every endpoint from its parts with contacts_endpoint and contact_endpoint, which encodes the id; get_endpoint sends one request with the 10-second timeout and returns true when an answer came, and run_requests runs the four requests as named s</w:t>
+      </w:r>
+      <w:r>
+        <w:t>teps joined with andalso, so they stop at the first one with no answer.</w:t>
       </w:r>
     </w:p>
     <w:p>
@@ -20955,7 +21329,10 @@
     </w:p>
     <w:p>
       <w:r>
-        <w:t>The Production-Minded contract is Lesson 6.0a's HealthApi with two more functions, contacts() and contact(contactId), and its answers named as constants; it keeps the name HealthApi, because every Chapter 6 Solidity lesson adds its functions to this one contract, as the other languages add their handlers to server. DeployHealthApi is Lesson 6.0a's, unchanged. The Client Run builds the third call's endpoint from its parts, as contact_endpoint does in the other languages: cast calldata encodes the call, cast call --data sends exactly that call data with eth_call, and cast abi-decode turns the answer's bytes back into text.</w:t>
+        <w:t>The Production-Minded contract is Lesson 6.0a's HealthApi with two more functions, contacts() and contact(contactId), and its answers named as constants; it keeps the name HealthApi, because every Chapter 6 Solidity lesson adds its functions to this one contract, as the other languages add their handlers to server. DeployHealthApi is Lesson 6.0a's deploy script, unchanged, printed again so you can save it in .\solidity\script. The Client Run builds the third call's endpoint from its parts, as contact_endpoi</w:t>
+      </w:r>
+      <w:r>
+        <w:t>nt does in the other languages: cast calldata encodes the call, cast call --data sends exactly that call data with eth_call, and cast abi-decode turns the answer's bytes back into text.</w:t>
       </w:r>
     </w:p>
     <w:p>
@@ -21322,6 +21699,233 @@
         <w:pStyle w:val="Heading3"/>
       </w:pPr>
       <w:r>
+        <w:t>solidity/script/DeployHealthApi.s.sol</w:t>
+      </w:r>
+    </w:p>
+    <w:p>
+      <w:pPr>
+        <w:pStyle w:val="SourceCode"/>
+        <w:keepNext/>
+      </w:pPr>
+      <w:r>
+        <w:t>// SPDX-License-Identifier: MIT</w:t>
+      </w:r>
+    </w:p>
+    <w:p>
+      <w:pPr>
+        <w:pStyle w:val="SourceCode"/>
+        <w:keepNext/>
+      </w:pPr>
+      <w:r>
+        <w:t>// Remember, forge script runs a contract that "is Script", and console</w:t>
+      </w:r>
+    </w:p>
+    <w:p>
+      <w:pPr>
+        <w:pStyle w:val="SourceCode"/>
+      </w:pPr>
+      <w:r>
+        <w:t>// logs a line under == Logs ==.</w:t>
+      </w:r>
+    </w:p>
+    <w:p>
+      <w:pPr>
+        <w:pStyle w:val="SourceCode"/>
+      </w:pPr>
+      <w:r>
+        <w:t>pragma solidity ^0.8.20;</w:t>
+      </w:r>
+    </w:p>
+    <w:p>
+      <w:pPr>
+        <w:pStyle w:val="SourceCode"/>
+      </w:pPr>
+    </w:p>
+    <w:p>
+      <w:pPr>
+        <w:pStyle w:val="SourceCode"/>
+      </w:pPr>
+      <w:r>
+        <w:t>import {Script, console} from "forge-std/Script.sol";</w:t>
+      </w:r>
+    </w:p>
+    <w:p>
+      <w:pPr>
+        <w:pStyle w:val="SourceCode"/>
+      </w:pPr>
+      <w:r>
+        <w:t>import {HealthApi} from "./HealthApi.sol";</w:t>
+      </w:r>
+    </w:p>
+    <w:p>
+      <w:pPr>
+        <w:pStyle w:val="SourceCode"/>
+      </w:pPr>
+    </w:p>
+    <w:p>
+      <w:pPr>
+        <w:pStyle w:val="SourceCode"/>
+      </w:pPr>
+      <w:r>
+        <w:t>// Puts HealthApi on the chain. forge first runs the whole script on its</w:t>
+      </w:r>
+    </w:p>
+    <w:p>
+      <w:pPr>
+        <w:pStyle w:val="SourceCode"/>
+      </w:pPr>
+      <w:r>
+        <w:t>// own copy of the chain, so the require below calls health on the new</w:t>
+      </w:r>
+    </w:p>
+    <w:p>
+      <w:pPr>
+        <w:pStyle w:val="SourceCode"/>
+      </w:pPr>
+      <w:r>
+        <w:t>// contract before anything is sent: the script says the contract is</w:t>
+      </w:r>
+    </w:p>
+    <w:p>
+      <w:pPr>
+        <w:pStyle w:val="SourceCode"/>
+      </w:pPr>
+      <w:r>
+        <w:t>// ready only when it answers, as the other servers print their Listening</w:t>
+      </w:r>
+    </w:p>
+    <w:p>
+      <w:pPr>
+        <w:pStyle w:val="SourceCode"/>
+      </w:pPr>
+      <w:r>
+        <w:t>// line only once they listen.</w:t>
+      </w:r>
+    </w:p>
+    <w:p>
+      <w:pPr>
+        <w:pStyle w:val="SourceCode"/>
+      </w:pPr>
+      <w:r>
+        <w:t>contract DeployHealthApi is Script {</w:t>
+      </w:r>
+    </w:p>
+    <w:p>
+      <w:pPr>
+        <w:pStyle w:val="SourceCode"/>
+      </w:pPr>
+      <w:r>
+        <w:t xml:space="preserve">    function run() public {</w:t>
+      </w:r>
+    </w:p>
+    <w:p>
+      <w:pPr>
+        <w:pStyle w:val="SourceCode"/>
+      </w:pPr>
+      <w:r>
+        <w:t xml:space="preserve">        // Remember, vm.broadcast() marks the next call as a transaction.</w:t>
+      </w:r>
+    </w:p>
+    <w:p>
+      <w:pPr>
+        <w:pStyle w:val="SourceCode"/>
+      </w:pPr>
+      <w:r>
+        <w:t xml:space="preserve">        vm.broadcast();</w:t>
+      </w:r>
+    </w:p>
+    <w:p>
+      <w:pPr>
+        <w:pStyle w:val="SourceCode"/>
+      </w:pPr>
+      <w:r>
+        <w:t xml:space="preserve">        HealthApi healthApi = new HealthApi();</w:t>
+      </w:r>
+    </w:p>
+    <w:p>
+      <w:pPr>
+        <w:pStyle w:val="SourceCode"/>
+      </w:pPr>
+      <w:r>
+        <w:t xml:space="preserve">        // Remember, require stops the run with its message when the</w:t>
+      </w:r>
+    </w:p>
+    <w:p>
+      <w:pPr>
+        <w:pStyle w:val="SourceCode"/>
+      </w:pPr>
+      <w:r>
+        <w:t xml:space="preserve">        // condition is false, and two texts are equal when their keccak256</w:t>
+      </w:r>
+    </w:p>
+    <w:p>
+      <w:pPr>
+        <w:pStyle w:val="SourceCode"/>
+      </w:pPr>
+      <w:r>
+        <w:t xml:space="preserve">        // fingerprints are (Lesson 2.5a).</w:t>
+      </w:r>
+    </w:p>
+    <w:p>
+      <w:pPr>
+        <w:pStyle w:val="SourceCode"/>
+      </w:pPr>
+      <w:r>
+        <w:t xml:space="preserve">        require(keccak256(bytes(healthApi.health())) ==</w:t>
+      </w:r>
+    </w:p>
+    <w:p>
+      <w:pPr>
+        <w:pStyle w:val="SourceCode"/>
+      </w:pPr>
+      <w:r>
+        <w:t xml:space="preserve">                    keccak256(bytes('{"status":"ok"}')),</w:t>
+      </w:r>
+    </w:p>
+    <w:p>
+      <w:pPr>
+        <w:pStyle w:val="SourceCode"/>
+      </w:pPr>
+      <w:r>
+        <w:t xml:space="preserve">                "HealthApi did not answer its health function");</w:t>
+      </w:r>
+    </w:p>
+    <w:p>
+      <w:pPr>
+        <w:pStyle w:val="SourceCode"/>
+        <w:keepNext/>
+      </w:pPr>
+      <w:r>
+        <w:t xml:space="preserve">        console.log("Contract ready: HealthApi at %s", address(healthApi));</w:t>
+      </w:r>
+    </w:p>
+    <w:p>
+      <w:pPr>
+        <w:pStyle w:val="SourceCode"/>
+        <w:keepNext/>
+      </w:pPr>
+      <w:r>
+        <w:t xml:space="preserve">    }</w:t>
+      </w:r>
+    </w:p>
+    <w:p>
+      <w:pPr>
+        <w:pStyle w:val="SourceCode"/>
+      </w:pPr>
+      <w:r>
+        <w:t>}</w:t>
+      </w:r>
+    </w:p>
+    <w:p>
+      <w:pPr>
+        <w:keepNext/>
+      </w:pPr>
+    </w:p>
+    <w:p>
+      <w:pPr>
+        <w:pStyle w:val="Heading3"/>
+      </w:pPr>
+      <w:r>
         <w:t>Windows PowerShell Start the Chain</w:t>
       </w:r>
     </w:p>
@@ -21860,7 +22464,10 @@
     </w:p>
     <w:p>
       <w:r>
-        <w:t>Cargo.toml names the Rust project, resources_and_endpoints, and pins Lesson 6.0a's crates with the same features, and percent-encoding at exactly 2.3.2. Cargo.lock is not printed again: it is Lesson 6.0a's, copied in step 2, and cargo fetch only writes the project's new name into it. Never edit it by hand. foundry.toml is Lesson 6.0a's.</w:t>
+        <w:t>Cargo.toml is the file the setup commands wrote, shown here so you can check yours. The comments are the course's notes on each line; cargo add writes the same names, versions, and features without them, and its blank lines and layout may differ. Cargo.toml names the Rust project, resources_and_endpoints, and pins Lesson 6.0a's crates with the same features, and percent-encoding at exactly 2.3.2. Cargo.lock is not printed again: it is Lesson 6.0a's, copied in step 2, and cargo fetch only writes the project'</w:t>
+      </w:r>
+      <w:r>
+        <w:t>s new name into it. Never edit it by hand.</w:t>
       </w:r>
     </w:p>
     <w:p>
@@ -22101,63 +22708,176 @@
     </w:p>
     <w:p>
       <w:pPr>
+        <w:keepNext/>
+      </w:pPr>
+    </w:p>
+    <w:p>
+      <w:pPr>
+        <w:pStyle w:val="Heading1"/>
+      </w:pPr>
+      <w:r>
+        <w:t>Validation Rules</w:t>
+      </w:r>
+    </w:p>
+    <w:p>
+      <w:r>
+        <w:t>This lesson is checked by running each command and program and comparing what your screen shows with the required results, by eye. No separate validator program is needed.</w:t>
+      </w:r>
+    </w:p>
+    <w:p>
+      <w:pPr>
+        <w:keepNext/>
+      </w:pPr>
+    </w:p>
+    <w:p>
+      <w:pPr>
+        <w:pStyle w:val="ListBullet"/>
+      </w:pPr>
+      <w:r>
+        <w:t>Run every program from the lesson-6.3-extended folder: the server (Solidity: anvil) in Terminal 1, the clients, curl.exe, and cast in Terminal 2.</w:t>
+      </w:r>
+    </w:p>
+    <w:p>
+      <w:pPr>
+        <w:pStyle w:val="ListBullet"/>
+      </w:pPr>
+      <w:r>
+        <w:t>The Copy Check prints OK, and the Library Check the two packages and True.</w:t>
+      </w:r>
+    </w:p>
+    <w:p>
+      <w:pPr>
+        <w:pStyle w:val="ListBullet"/>
+      </w:pPr>
+      <w:r>
+        <w:t>Every Assembly, Rust, and Erlang client prints the twelve client lines of the Required Clean-Run Output exactly and ends with exit code 0; the Basic server prints only its Listening line, and the Production-Minded server prints the server lines of the Required Clean-Run Output.</w:t>
+      </w:r>
+    </w:p>
+    <w:p>
+      <w:pPr>
+        <w:pStyle w:val="ListBullet"/>
+      </w:pPr>
+      <w:r>
+        <w:t>The Basic curl Check prints contact 2's body and 200; the Production-Minded curl Check prints the not-found body and 404.</w:t>
+      </w:r>
+    </w:p>
+    <w:p>
+      <w:pPr>
+        <w:pStyle w:val="ListBullet"/>
+      </w:pPr>
+      <w:r>
+        <w:t>Solidity's Client Run prints its four lines of the Required Clean-Run Output, the Call Data Check its four words, and the Near Miss Check the not-found revert and 1.</w:t>
+      </w:r>
+    </w:p>
+    <w:p>
+      <w:pPr>
+        <w:keepNext/>
+      </w:pPr>
+    </w:p>
+    <w:p>
+      <w:pPr>
+        <w:keepNext/>
+      </w:pPr>
+    </w:p>
+    <w:p>
+      <w:pPr>
         <w:pStyle w:val="Heading2"/>
       </w:pPr>
       <w:r>
-        <w:t>solidity/foundry.toml</w:t>
-      </w:r>
-    </w:p>
-    <w:p>
-      <w:pPr>
-        <w:pStyle w:val="SourceCode"/>
-        <w:keepNext/>
-      </w:pPr>
-      <w:r>
-        <w:t>[profile.default]</w:t>
-      </w:r>
-    </w:p>
-    <w:p>
-      <w:pPr>
-        <w:pStyle w:val="SourceCode"/>
-        <w:keepNext/>
-      </w:pPr>
-      <w:r>
-        <w:t># The files in script/ are the only Solidity sources in this project.</w:t>
-      </w:r>
-    </w:p>
-    <w:p>
-      <w:pPr>
-        <w:pStyle w:val="SourceCode"/>
-        <w:keepNext/>
-      </w:pPr>
-      <w:r>
-        <w:t>src = "script"</w:t>
-      </w:r>
-    </w:p>
-    <w:p>
-      <w:pPr>
-        <w:pStyle w:val="SourceCode"/>
-        <w:keepNext/>
-      </w:pPr>
-      <w:r>
-        <w:t># forge install puts forge-std in lib/.</w:t>
-      </w:r>
-    </w:p>
-    <w:p>
-      <w:pPr>
-        <w:pStyle w:val="SourceCode"/>
-        <w:keepNext/>
-      </w:pPr>
-      <w:r>
-        <w:t>libs = ["lib"]</w:t>
-      </w:r>
-    </w:p>
-    <w:p>
-      <w:pPr>
-        <w:pStyle w:val="SourceCode"/>
-      </w:pPr>
-      <w:r>
-        <w:t># The scripts read and write no files, so no fs_permissions are needed.</w:t>
+        <w:t>Expected Values</w:t>
+      </w:r>
+    </w:p>
+    <w:p>
+      <w:pPr>
+        <w:keepNext/>
+      </w:pPr>
+      <w:r>
+        <w:t>Every program and command works with these values.</w:t>
+      </w:r>
+    </w:p>
+    <w:p>
+      <w:pPr>
+        <w:keepNext/>
+      </w:pPr>
+    </w:p>
+    <w:p>
+      <w:pPr>
+        <w:pStyle w:val="RequiredOutput"/>
+        <w:keepNext/>
+      </w:pPr>
+      <w:r>
+        <w:t>Server: https://127.0.0.1:8765, Lesson 6.0a's certificate and skeleton</w:t>
+      </w:r>
+    </w:p>
+    <w:p>
+      <w:pPr>
+        <w:pStyle w:val="RequiredOutput"/>
+        <w:keepNext/>
+      </w:pPr>
+      <w:r>
+        <w:t>Collection: GET /api/v1/contacts -&gt; 200 {"resource":"contacts"}</w:t>
+      </w:r>
+    </w:p>
+    <w:p>
+      <w:pPr>
+        <w:pStyle w:val="RequiredOutput"/>
+        <w:keepNext/>
+      </w:pPr>
+      <w:r>
+        <w:t>One contact: GET /api/v1/contacts/{id} -&gt; 200, with that id</w:t>
+      </w:r>
+    </w:p>
+    <w:p>
+      <w:pPr>
+        <w:pStyle w:val="RequiredOutput"/>
+        <w:keepNext/>
+      </w:pPr>
+      <w:r>
+        <w:t>Ids the client sends: 2, and the text 2?x (encoded: 2%3Fx)</w:t>
+      </w:r>
+    </w:p>
+    <w:p>
+      <w:pPr>
+        <w:pStyle w:val="RequiredOutput"/>
+        <w:keepNext/>
+      </w:pPr>
+      <w:r>
+        <w:t>Unregistered paths: /api/v1/contacts/2/phone, /api/v1/contact/2 -&gt; 404</w:t>
+      </w:r>
+    </w:p>
+    <w:p>
+      <w:pPr>
+        <w:pStyle w:val="RequiredOutput"/>
+        <w:keepNext/>
+      </w:pPr>
+      <w:r>
+        <w:t>Client timeout (Production-Minded): 10 seconds</w:t>
+      </w:r>
+    </w:p>
+    <w:p>
+      <w:pPr>
+        <w:pStyle w:val="RequiredOutput"/>
+        <w:keepNext/>
+      </w:pPr>
+      <w:r>
+        <w:t>Solidity: contacts(), contact(contactId); anything else reverts</w:t>
+      </w:r>
+    </w:p>
+    <w:p>
+      <w:pPr>
+        <w:pStyle w:val="RequiredOutput"/>
+        <w:keepNext/>
+      </w:pPr>
+      <w:r>
+        <w:t>Exercise: contact_endpoint puts the id in without encoding it</w:t>
+      </w:r>
+    </w:p>
+    <w:p>
+      <w:pPr>
+        <w:pStyle w:val="RequiredOutput"/>
+      </w:pPr>
+      <w:r>
+        <w:t>Challenge: GET /api/v1/contacts/{id}/phone -&gt; 200 {"resource":"phone",...}</w:t>
       </w:r>
     </w:p>
     <w:p>
@@ -22175,221 +22895,251 @@
         <w:pStyle w:val="Heading2"/>
       </w:pPr>
       <w:r>
-        <w:t>solidity/script/DeployHealthApi.s.sol</w:t>
-      </w:r>
-    </w:p>
-    <w:p>
-      <w:pPr>
-        <w:pStyle w:val="SourceCode"/>
-        <w:keepNext/>
-      </w:pPr>
-      <w:r>
-        <w:t>// SPDX-License-Identifier: MIT</w:t>
-      </w:r>
-    </w:p>
-    <w:p>
-      <w:pPr>
-        <w:pStyle w:val="SourceCode"/>
-        <w:keepNext/>
-      </w:pPr>
-      <w:r>
-        <w:t>// Remember, forge script runs a contract that "is Script", and console</w:t>
-      </w:r>
-    </w:p>
-    <w:p>
-      <w:pPr>
-        <w:pStyle w:val="SourceCode"/>
-      </w:pPr>
-      <w:r>
-        <w:t>// logs a line under == Logs ==.</w:t>
-      </w:r>
-    </w:p>
-    <w:p>
-      <w:pPr>
-        <w:pStyle w:val="SourceCode"/>
-      </w:pPr>
-      <w:r>
-        <w:t>pragma solidity ^0.8.20;</w:t>
-      </w:r>
-    </w:p>
-    <w:p>
-      <w:pPr>
-        <w:pStyle w:val="SourceCode"/>
-      </w:pPr>
-    </w:p>
-    <w:p>
-      <w:pPr>
-        <w:pStyle w:val="SourceCode"/>
-      </w:pPr>
-      <w:r>
-        <w:t>import {Script, console} from "forge-std/Script.sol";</w:t>
-      </w:r>
-    </w:p>
-    <w:p>
-      <w:pPr>
-        <w:pStyle w:val="SourceCode"/>
-      </w:pPr>
-      <w:r>
-        <w:t>import {HealthApi} from "./HealthApi.sol";</w:t>
-      </w:r>
-    </w:p>
-    <w:p>
-      <w:pPr>
-        <w:pStyle w:val="SourceCode"/>
-      </w:pPr>
-    </w:p>
-    <w:p>
-      <w:pPr>
-        <w:pStyle w:val="SourceCode"/>
-      </w:pPr>
-      <w:r>
-        <w:t>// Puts HealthApi on the chain. forge first runs the whole script on its</w:t>
-      </w:r>
-    </w:p>
-    <w:p>
-      <w:pPr>
-        <w:pStyle w:val="SourceCode"/>
-      </w:pPr>
-      <w:r>
-        <w:t>// own copy of the chain, so the require below calls health on the new</w:t>
-      </w:r>
-    </w:p>
-    <w:p>
-      <w:pPr>
-        <w:pStyle w:val="SourceCode"/>
-      </w:pPr>
-      <w:r>
-        <w:t>// contract before anything is sent: the script says the contract is</w:t>
-      </w:r>
-    </w:p>
-    <w:p>
-      <w:pPr>
-        <w:pStyle w:val="SourceCode"/>
-      </w:pPr>
-      <w:r>
-        <w:t>// ready only when it answers, as the other servers print their Listening</w:t>
-      </w:r>
-    </w:p>
-    <w:p>
-      <w:pPr>
-        <w:pStyle w:val="SourceCode"/>
-      </w:pPr>
-      <w:r>
-        <w:t>// line only once they listen.</w:t>
-      </w:r>
-    </w:p>
-    <w:p>
-      <w:pPr>
-        <w:pStyle w:val="SourceCode"/>
-      </w:pPr>
-      <w:r>
-        <w:t>contract DeployHealthApi is Script {</w:t>
-      </w:r>
-    </w:p>
-    <w:p>
-      <w:pPr>
-        <w:pStyle w:val="SourceCode"/>
-      </w:pPr>
-      <w:r>
-        <w:t xml:space="preserve">    function run() public {</w:t>
-      </w:r>
-    </w:p>
-    <w:p>
-      <w:pPr>
-        <w:pStyle w:val="SourceCode"/>
-      </w:pPr>
-      <w:r>
-        <w:t xml:space="preserve">        // Remember, vm.broadcast() marks the next call as a transaction.</w:t>
-      </w:r>
-    </w:p>
-    <w:p>
-      <w:pPr>
-        <w:pStyle w:val="SourceCode"/>
-      </w:pPr>
-      <w:r>
-        <w:t xml:space="preserve">        vm.broadcast();</w:t>
-      </w:r>
-    </w:p>
-    <w:p>
-      <w:pPr>
-        <w:pStyle w:val="SourceCode"/>
-      </w:pPr>
-      <w:r>
-        <w:t xml:space="preserve">        HealthApi healthApi = new HealthApi();</w:t>
-      </w:r>
-    </w:p>
-    <w:p>
-      <w:pPr>
-        <w:pStyle w:val="SourceCode"/>
-      </w:pPr>
-      <w:r>
-        <w:t xml:space="preserve">        // Remember, require stops the run with its message when the</w:t>
-      </w:r>
-    </w:p>
-    <w:p>
-      <w:pPr>
-        <w:pStyle w:val="SourceCode"/>
-      </w:pPr>
-      <w:r>
-        <w:t xml:space="preserve">        // condition is false, and two texts are equal when their keccak256</w:t>
-      </w:r>
-    </w:p>
-    <w:p>
-      <w:pPr>
-        <w:pStyle w:val="SourceCode"/>
-      </w:pPr>
-      <w:r>
-        <w:t xml:space="preserve">        // fingerprints are (Lesson 2.5a).</w:t>
-      </w:r>
-    </w:p>
-    <w:p>
-      <w:pPr>
-        <w:pStyle w:val="SourceCode"/>
-      </w:pPr>
-      <w:r>
-        <w:t xml:space="preserve">        require(keccak256(bytes(healthApi.health())) ==</w:t>
-      </w:r>
-    </w:p>
-    <w:p>
-      <w:pPr>
-        <w:pStyle w:val="SourceCode"/>
-      </w:pPr>
-      <w:r>
-        <w:t xml:space="preserve">                    keccak256(bytes('{"status":"ok"}')),</w:t>
-      </w:r>
-    </w:p>
-    <w:p>
-      <w:pPr>
-        <w:pStyle w:val="SourceCode"/>
-      </w:pPr>
-      <w:r>
-        <w:t xml:space="preserve">                "HealthApi did not answer its health function");</w:t>
-      </w:r>
-    </w:p>
-    <w:p>
-      <w:pPr>
-        <w:pStyle w:val="SourceCode"/>
-        <w:keepNext/>
-      </w:pPr>
-      <w:r>
-        <w:t xml:space="preserve">        console.log("Contract ready: HealthApi at %s", address(healthApi));</w:t>
-      </w:r>
-    </w:p>
-    <w:p>
-      <w:pPr>
-        <w:pStyle w:val="SourceCode"/>
-        <w:keepNext/>
-      </w:pPr>
-      <w:r>
-        <w:t xml:space="preserve">    }</w:t>
-      </w:r>
-    </w:p>
-    <w:p>
-      <w:pPr>
-        <w:pStyle w:val="SourceCode"/>
-      </w:pPr>
-      <w:r>
-        <w:t>}</w:t>
+        <w:t>Required Clean-Run Output</w:t>
+      </w:r>
+    </w:p>
+    <w:p>
+      <w:pPr>
+        <w:keepNext/>
+      </w:pPr>
+      <w:r>
+        <w:t>Terminal 1, the Production-Minded server, after its client run and its curl Check, in Assembly, Rust, and Erlang (the Basic server prints only the first line):</w:t>
+      </w:r>
+    </w:p>
+    <w:p>
+      <w:pPr>
+        <w:keepNext/>
+      </w:pPr>
+    </w:p>
+    <w:p>
+      <w:pPr>
+        <w:pStyle w:val="RequiredOutput"/>
+        <w:keepNext/>
+      </w:pPr>
+      <w:r>
+        <w:t>Listening on https://127.0.0.1:8765</w:t>
+      </w:r>
+    </w:p>
+    <w:p>
+      <w:pPr>
+        <w:pStyle w:val="RequiredOutput"/>
+        <w:keepNext/>
+      </w:pPr>
+      <w:r>
+        <w:t>GET /api/v1/contacts -&gt; 200</w:t>
+      </w:r>
+    </w:p>
+    <w:p>
+      <w:pPr>
+        <w:pStyle w:val="RequiredOutput"/>
+        <w:keepNext/>
+      </w:pPr>
+      <w:r>
+        <w:t>GET /api/v1/contacts/2 -&gt; 200</w:t>
+      </w:r>
+    </w:p>
+    <w:p>
+      <w:pPr>
+        <w:pStyle w:val="RequiredOutput"/>
+        <w:keepNext/>
+      </w:pPr>
+      <w:r>
+        <w:t>GET /api/v1/contacts/2%3Fx -&gt; 200</w:t>
+      </w:r>
+    </w:p>
+    <w:p>
+      <w:pPr>
+        <w:pStyle w:val="RequiredOutput"/>
+        <w:keepNext/>
+      </w:pPr>
+      <w:r>
+        <w:t>GET /api/v1/contacts/2/phone -&gt; 404</w:t>
+      </w:r>
+    </w:p>
+    <w:p>
+      <w:pPr>
+        <w:pStyle w:val="RequiredOutput"/>
+      </w:pPr>
+      <w:r>
+        <w:t>GET /api/v1/contact/2 -&gt; 404</w:t>
+      </w:r>
+    </w:p>
+    <w:p>
+      <w:pPr>
+        <w:keepNext/>
+      </w:pPr>
+    </w:p>
+    <w:p>
+      <w:pPr>
+        <w:keepNext/>
+      </w:pPr>
+      <w:r>
+        <w:t>Terminal 2, every Assembly, Rust, and Erlang client, Basic and Production-Minded, ending with exit code 0:</w:t>
+      </w:r>
+    </w:p>
+    <w:p>
+      <w:pPr>
+        <w:keepNext/>
+      </w:pPr>
+    </w:p>
+    <w:p>
+      <w:pPr>
+        <w:pStyle w:val="RequiredOutput"/>
+        <w:keepNext/>
+      </w:pPr>
+      <w:r>
+        <w:t>GET https://127.0.0.1:8765/api/v1/contacts</w:t>
+      </w:r>
+    </w:p>
+    <w:p>
+      <w:pPr>
+        <w:pStyle w:val="RequiredOutput"/>
+        <w:keepNext/>
+      </w:pPr>
+      <w:r>
+        <w:t>Status: 200</w:t>
+      </w:r>
+    </w:p>
+    <w:p>
+      <w:pPr>
+        <w:pStyle w:val="RequiredOutput"/>
+        <w:keepNext/>
+      </w:pPr>
+      <w:r>
+        <w:t>Body: {"resource":"contacts"}</w:t>
+      </w:r>
+    </w:p>
+    <w:p>
+      <w:pPr>
+        <w:pStyle w:val="RequiredOutput"/>
+        <w:keepNext/>
+      </w:pPr>
+      <w:r>
+        <w:t>GET https://127.0.0.1:8765/api/v1/contacts/2</w:t>
+      </w:r>
+    </w:p>
+    <w:p>
+      <w:pPr>
+        <w:pStyle w:val="RequiredOutput"/>
+        <w:keepNext/>
+      </w:pPr>
+      <w:r>
+        <w:t>Status: 200</w:t>
+      </w:r>
+    </w:p>
+    <w:p>
+      <w:pPr>
+        <w:pStyle w:val="RequiredOutput"/>
+        <w:keepNext/>
+      </w:pPr>
+      <w:r>
+        <w:t>Body: {"resource":"contact","id":"2"}</w:t>
+      </w:r>
+    </w:p>
+    <w:p>
+      <w:pPr>
+        <w:pStyle w:val="RequiredOutput"/>
+        <w:keepNext/>
+      </w:pPr>
+      <w:r>
+        <w:t>GET https://127.0.0.1:8765/api/v1/contacts/2%3Fx</w:t>
+      </w:r>
+    </w:p>
+    <w:p>
+      <w:pPr>
+        <w:pStyle w:val="RequiredOutput"/>
+        <w:keepNext/>
+      </w:pPr>
+      <w:r>
+        <w:t>Status: 200</w:t>
+      </w:r>
+    </w:p>
+    <w:p>
+      <w:pPr>
+        <w:pStyle w:val="RequiredOutput"/>
+        <w:keepNext/>
+      </w:pPr>
+      <w:r>
+        <w:t>Body: {"resource":"contact","id":"2?x"}</w:t>
+      </w:r>
+    </w:p>
+    <w:p>
+      <w:pPr>
+        <w:pStyle w:val="RequiredOutput"/>
+        <w:keepNext/>
+      </w:pPr>
+      <w:r>
+        <w:t>GET https://127.0.0.1:8765/api/v1/contacts/2/phone</w:t>
+      </w:r>
+    </w:p>
+    <w:p>
+      <w:pPr>
+        <w:pStyle w:val="RequiredOutput"/>
+        <w:keepNext/>
+      </w:pPr>
+      <w:r>
+        <w:t>Status: 404</w:t>
+      </w:r>
+    </w:p>
+    <w:p>
+      <w:pPr>
+        <w:pStyle w:val="RequiredOutput"/>
+      </w:pPr>
+      <w:r>
+        <w:t>Body: {"code":"not_found","message":"no such path"}</w:t>
+      </w:r>
+    </w:p>
+    <w:p>
+      <w:pPr>
+        <w:keepNext/>
+      </w:pPr>
+    </w:p>
+    <w:p>
+      <w:pPr>
+        <w:keepNext/>
+      </w:pPr>
+      <w:r>
+        <w:t>Terminal 2, Solidity's Client Run, Basic and Production-Minded: three answers, then the fourth call's revert on the error stream, ending with exit code 1:</w:t>
+      </w:r>
+    </w:p>
+    <w:p>
+      <w:pPr>
+        <w:keepNext/>
+      </w:pPr>
+    </w:p>
+    <w:p>
+      <w:pPr>
+        <w:pStyle w:val="RequiredOutput"/>
+        <w:keepNext/>
+      </w:pPr>
+      <w:r>
+        <w:t>"{\"resource\":\"contacts\"}"</w:t>
+      </w:r>
+    </w:p>
+    <w:p>
+      <w:pPr>
+        <w:pStyle w:val="RequiredOutput"/>
+        <w:keepNext/>
+      </w:pPr>
+      <w:r>
+        <w:t>"{\"resource\":\"contact\",\"id\":\"2\"}"</w:t>
+      </w:r>
+    </w:p>
+    <w:p>
+      <w:pPr>
+        <w:pStyle w:val="RequiredOutput"/>
+        <w:keepNext/>
+      </w:pPr>
+      <w:r>
+        <w:t>"{\"resource\":\"contact\",\"id\":\"2?x\"}"</w:t>
+      </w:r>
+    </w:p>
+    <w:p>
+      <w:pPr>
+        <w:pStyle w:val="RequiredOutput"/>
+      </w:pPr>
+      <w:r>
+        <w:t>Error: execution reverted: {"code":"not_found","message":"no such path"}</w:t>
       </w:r>
     </w:p>
     <w:p>
@@ -22412,25 +23162,15 @@
         <w:pStyle w:val="Heading1"/>
       </w:pPr>
       <w:r>
-        <w:t>Validation Rules</w:t>
-      </w:r>
-    </w:p>
-    <w:p>
-      <w:r>
-        <w:t>This lesson is checked by running each command and program and comparing what your screen shows with the required results, by eye. No separate validator program is needed.</w:t>
-      </w:r>
-    </w:p>
-    <w:p>
-      <w:pPr>
-        <w:keepNext/>
-      </w:pPr>
+        <w:t>Common Mistakes</w:t>
+      </w:r>
     </w:p>
     <w:p>
       <w:pPr>
         <w:pStyle w:val="ListBullet"/>
       </w:pPr>
       <w:r>
-        <w:t>Run every program from the lesson-6.3-extended folder: the server (Solidity: anvil) in Terminal 1, the clients, curl.exe, and cast in Terminal 2.</w:t>
+        <w:t>Putting text into a path without encoding it. A ? starts a query and a / adds a segment, so the request addresses another resource, and nothing reports an error.</w:t>
       </w:r>
     </w:p>
     <w:p>
@@ -22438,7 +23178,7 @@
         <w:pStyle w:val="ListBullet"/>
       </w:pPr>
       <w:r>
-        <w:t>The Copy Check prints OK, and the Library Check the two packages and True.</w:t>
+        <w:t>Decoding before splitting the path into segments, when you write the server's routing yourself: an encoded slash then becomes a real one. Find the segment first, then decode it, as the Rust and Erlang servers do. Assembly and C cannot choose: libmicrohttpd decodes first (see Assembly's What to Notice).</w:t>
       </w:r>
     </w:p>
     <w:p>
@@ -22446,7 +23186,7 @@
         <w:pStyle w:val="ListBullet"/>
       </w:pPr>
       <w:r>
-        <w:t>Every Assembly, Rust, and Erlang client prints the twelve client lines of the Required Clean-Run Output exactly and ends with exit code 0; the Basic server prints only its Listening line, and the Production-Minded server prints the server lines of the Required Clean-Run Output.</w:t>
+        <w:t>In Assembly, writing the contact's JSON into one shared space in .bss. libmicrohttpd answers requests on several threads at once, so the space belongs in each call's own stack frame.</w:t>
       </w:r>
     </w:p>
     <w:p>
@@ -22454,7 +23194,7 @@
         <w:pStyle w:val="ListBullet"/>
       </w:pPr>
       <w:r>
-        <w:t>The Basic curl Check prints contact 2's body and 200; the Production-Minded curl Check prints the not-found body and 404.</w:t>
+        <w:t>In Rust, using percent_decode_str's result as if it were text: it is bytes until decode_utf8_lossy reads them as UTF-8.</w:t>
       </w:r>
     </w:p>
     <w:p>
@@ -22462,7 +23202,132 @@
         <w:pStyle w:val="ListBullet"/>
       </w:pPr>
       <w:r>
-        <w:t>Solidity's Client Run prints its four lines of the Required Clean-Run Output, the Call Data Check its four words, and the Near Miss Check the not-found revert and 1.</w:t>
+        <w:t>In Erlang, putting the empty-id branch after the one-contact branch. ContactId matches "" too, so the empty id would be answered as a contact.</w:t>
+      </w:r>
+    </w:p>
+    <w:p>
+      <w:pPr>
+        <w:pStyle w:val="ListBullet"/>
+      </w:pPr>
+      <w:r>
+        <w:t>In Solidity, treating the selector as text. contact(string) and contact(uint256) are different functions; the types are part of the name.</w:t>
+      </w:r>
+    </w:p>
+    <w:p>
+      <w:pPr>
+        <w:pStyle w:val="ListBullet"/>
+      </w:pPr>
+      <w:r>
+        <w:t>In Solidity, writing call data by hand. The encoder writes every length correctly; a hand-made one can be wrong without any error, as the Workbook Exercise shows.</w:t>
+      </w:r>
+    </w:p>
+    <w:p>
+      <w:pPr>
+        <w:keepNext/>
+      </w:pPr>
+    </w:p>
+    <w:p>
+      <w:pPr>
+        <w:keepNext/>
+      </w:pPr>
+    </w:p>
+    <w:p>
+      <w:pPr>
+        <w:keepNext/>
+      </w:pPr>
+    </w:p>
+    <w:p>
+      <w:pPr>
+        <w:pStyle w:val="Heading1"/>
+      </w:pPr>
+      <w:r>
+        <w:t>Project Connection</w:t>
+      </w:r>
+    </w:p>
+    <w:p>
+      <w:r>
+        <w:t>The Chapter 6 main project's EXTENDED companion, the Contact Manager REST API, serves exactly these two resource paths in Assembly, Rust, and Erlang: Lesson 6.5a turns handle_list_contacts and handle_get_contact into handlers that read the contacts, and Lesson 6.11a checks the id that contact_id_from_path finds. The Production-Minded clients' contacts_endpoint and contact_endpoint are how every later EXTENDED client builds a contact URL. Solidity's HealthApi keeps growing one function per resource; its coun</w:t>
+      </w:r>
+      <w:r>
+        <w:t>terpart of the secondary project reads anvil's JSON-RPC, where the endpoint is always a method and its parameters.</w:t>
+      </w:r>
+    </w:p>
+    <w:p>
+      <w:pPr>
+        <w:keepNext/>
+      </w:pPr>
+    </w:p>
+    <w:p>
+      <w:pPr>
+        <w:keepNext/>
+      </w:pPr>
+    </w:p>
+    <w:p>
+      <w:pPr>
+        <w:keepNext/>
+      </w:pPr>
+    </w:p>
+    <w:p>
+      <w:pPr>
+        <w:pStyle w:val="Heading1"/>
+      </w:pPr>
+      <w:r>
+        <w:t>Workbook Exercise</w:t>
+      </w:r>
+    </w:p>
+    <w:p>
+      <w:r>
+        <w:t>See what happens when an id is not encoded. Change contact_endpoint in the Production-Minded client so it puts the id into the path as it is:</w:t>
+      </w:r>
+    </w:p>
+    <w:p>
+      <w:pPr>
+        <w:keepNext/>
+      </w:pPr>
+    </w:p>
+    <w:p>
+      <w:pPr>
+        <w:pStyle w:val="ListBullet"/>
+      </w:pPr>
+      <w:r>
+        <w:t>Assembly: in contact_endpoint, change mov r9, r13 to mov r9, rbx, so snprintf writes the id instead of the encoded id. curl_easy_escape then still runs, but its result is only freed.</w:t>
+      </w:r>
+    </w:p>
+    <w:p>
+      <w:pPr>
+        <w:pStyle w:val="ListBullet"/>
+      </w:pPr>
+      <w:r>
+        <w:t>Rust: in contact_endpoint's format!, change encoded_id to contact_id. cargo then warns that encoded_id is unused; that is expected.</w:t>
+      </w:r>
+    </w:p>
+    <w:p>
+      <w:pPr>
+        <w:pStyle w:val="ListBullet"/>
+      </w:pPr>
+      <w:r>
+        <w:t>Erlang: in contact_endpoint, change uri_string:quote(ContactId) to ContactId.</w:t>
+      </w:r>
+    </w:p>
+    <w:p>
+      <w:pPr>
+        <w:pStyle w:val="ListBullet"/>
+      </w:pPr>
+      <w:r>
+        <w:t>Solidity: cast always encodes, so there is no unencoded form to try. Write part of the encoding by hand instead, wrongly: in the Client Run, add this line right after the $callData line. It changes the length word's last digit from 3 to 1, so the call data says the text is 1 byte long: $callData = $callData.Replace("0003323f78", "0001323f78")</w:t>
+      </w:r>
+    </w:p>
+    <w:p>
+      <w:pPr>
+        <w:keepNext/>
+      </w:pPr>
+    </w:p>
+    <w:p>
+      <w:r>
+        <w:t>Before you run it, predict the third request's URL (Solidity: the third line), the id in its body, and Terminal 1's third line. Rebuild the client, start the Production-Minded server in Terminal 1, and run the client in Terminal 2 (Solidity: start anvil, run the Contract Deploy, then the changed Client Run). The output must match the Required Exercise Output below, and the exit code must be 0 (Solidity: 1, from the fourth call). The ? started a query, so the server saw the path /api/v1/contacts/2 and answer</w:t>
+      </w:r>
+      <w:r>
+        <w:t>ed contact 2: the request reached a real resource, the wrong one, and nothing failed. In Solidity the contract read only the first byte of the text, 2, and answered contact 2 just as quietly. Undo the change, rebuild, and check that "id":"2?x" returns.</w:t>
       </w:r>
     </w:p>
     <w:p>
@@ -22480,15 +23345,15 @@
         <w:pStyle w:val="Heading2"/>
       </w:pPr>
       <w:r>
-        <w:t>Expected Values</w:t>
-      </w:r>
-    </w:p>
-    <w:p>
-      <w:pPr>
-        <w:keepNext/>
-      </w:pPr>
-      <w:r>
-        <w:t>Every program and command works with these values.</w:t>
+        <w:t>Required Exercise Output</w:t>
+      </w:r>
+    </w:p>
+    <w:p>
+      <w:pPr>
+        <w:keepNext/>
+      </w:pPr>
+      <w:r>
+        <w:t>With the id put into the path without encoding, the third request addresses contact 2 instead of 2?x, and nothing reports a problem. The client prints these lines and ends with exit code 0, and Terminal 1's third request line is GET /api/v1/contacts/2?x -&gt; 200:</w:t>
       </w:r>
     </w:p>
     <w:p>
@@ -22502,7 +23367,7 @@
         <w:keepNext/>
       </w:pPr>
       <w:r>
-        <w:t>Server: https://127.0.0.1:8765, Lesson 6.0a's certificate and skeleton</w:t>
+        <w:t>GET https://127.0.0.1:8765/api/v1/contacts</w:t>
       </w:r>
     </w:p>
     <w:p>
@@ -22511,7 +23376,7 @@
         <w:keepNext/>
       </w:pPr>
       <w:r>
-        <w:t>Collection: GET /api/v1/contacts -&gt; 200 {"resource":"contacts"}</w:t>
+        <w:t>Status: 200</w:t>
       </w:r>
     </w:p>
     <w:p>
@@ -22520,7 +23385,7 @@
         <w:keepNext/>
       </w:pPr>
       <w:r>
-        <w:t>One contact: GET /api/v1/contacts/{id} -&gt; 200, with that id</w:t>
+        <w:t>Body: {"resource":"contacts"}</w:t>
       </w:r>
     </w:p>
     <w:p>
@@ -22529,7 +23394,7 @@
         <w:keepNext/>
       </w:pPr>
       <w:r>
-        <w:t>Ids the client sends: 2, and the text 2?x (encoded: 2%3Fx)</w:t>
+        <w:t>GET https://127.0.0.1:8765/api/v1/contacts/2</w:t>
       </w:r>
     </w:p>
     <w:p>
@@ -22538,7 +23403,7 @@
         <w:keepNext/>
       </w:pPr>
       <w:r>
-        <w:t>Unregistered paths: /api/v1/contacts/2/phone, /api/v1/contact/2 -&gt; 404</w:t>
+        <w:t>Status: 200</w:t>
       </w:r>
     </w:p>
     <w:p>
@@ -22547,7 +23412,7 @@
         <w:keepNext/>
       </w:pPr>
       <w:r>
-        <w:t>Client timeout (Production-Minded): 10 seconds</w:t>
+        <w:t>Body: {"resource":"contact","id":"2"}</w:t>
       </w:r>
     </w:p>
     <w:p>
@@ -22556,7 +23421,7 @@
         <w:keepNext/>
       </w:pPr>
       <w:r>
-        <w:t>Solidity: contacts(), contact(contactId); anything else reverts</w:t>
+        <w:t>GET https://127.0.0.1:8765/api/v1/contacts/2?x</w:t>
       </w:r>
     </w:p>
     <w:p>
@@ -22565,15 +23430,165 @@
         <w:keepNext/>
       </w:pPr>
       <w:r>
-        <w:t>Exercise: contact_endpoint puts the id in without encoding it</w:t>
+        <w:t>Status: 200</w:t>
       </w:r>
     </w:p>
     <w:p>
       <w:pPr>
         <w:pStyle w:val="RequiredOutput"/>
-      </w:pPr>
-      <w:r>
-        <w:t>Challenge: GET /api/v1/contacts/{id}/phone -&gt; 200 {"resource":"phone",...}</w:t>
+        <w:keepNext/>
+      </w:pPr>
+      <w:r>
+        <w:t>Body: {"resource":"contact","id":"2"}</w:t>
+      </w:r>
+    </w:p>
+    <w:p>
+      <w:pPr>
+        <w:pStyle w:val="RequiredOutput"/>
+        <w:keepNext/>
+      </w:pPr>
+      <w:r>
+        <w:t>GET https://127.0.0.1:8765/api/v1/contacts/2/phone</w:t>
+      </w:r>
+    </w:p>
+    <w:p>
+      <w:pPr>
+        <w:pStyle w:val="RequiredOutput"/>
+        <w:keepNext/>
+      </w:pPr>
+      <w:r>
+        <w:t>Status: 404</w:t>
+      </w:r>
+    </w:p>
+    <w:p>
+      <w:pPr>
+        <w:pStyle w:val="RequiredOutput"/>
+      </w:pPr>
+      <w:r>
+        <w:t>Body: {"code":"not_found","message":"no such path"}</w:t>
+      </w:r>
+    </w:p>
+    <w:p>
+      <w:pPr>
+        <w:keepNext/>
+      </w:pPr>
+    </w:p>
+    <w:p>
+      <w:pPr>
+        <w:keepNext/>
+      </w:pPr>
+      <w:r>
+        <w:t>Solidity's Exercise writes the call data's length by hand, and wrongly, so the third answer names contact 2 too:</w:t>
+      </w:r>
+    </w:p>
+    <w:p>
+      <w:pPr>
+        <w:keepNext/>
+      </w:pPr>
+    </w:p>
+    <w:p>
+      <w:pPr>
+        <w:pStyle w:val="RequiredOutput"/>
+        <w:keepNext/>
+      </w:pPr>
+      <w:r>
+        <w:t>"{\"resource\":\"contacts\"}"</w:t>
+      </w:r>
+    </w:p>
+    <w:p>
+      <w:pPr>
+        <w:pStyle w:val="RequiredOutput"/>
+        <w:keepNext/>
+      </w:pPr>
+      <w:r>
+        <w:t>"{\"resource\":\"contact\",\"id\":\"2\"}"</w:t>
+      </w:r>
+    </w:p>
+    <w:p>
+      <w:pPr>
+        <w:pStyle w:val="RequiredOutput"/>
+        <w:keepNext/>
+      </w:pPr>
+      <w:r>
+        <w:t>"{\"resource\":\"contact\",\"id\":\"2\"}"</w:t>
+      </w:r>
+    </w:p>
+    <w:p>
+      <w:pPr>
+        <w:pStyle w:val="RequiredOutput"/>
+      </w:pPr>
+      <w:r>
+        <w:t>Error: execution reverted: {"code":"not_found","message":"no such path"}</w:t>
+      </w:r>
+    </w:p>
+    <w:p>
+      <w:pPr>
+        <w:keepNext/>
+      </w:pPr>
+    </w:p>
+    <w:p>
+      <w:pPr>
+        <w:keepNext/>
+      </w:pPr>
+    </w:p>
+    <w:p>
+      <w:pPr>
+        <w:keepNext/>
+      </w:pPr>
+    </w:p>
+    <w:p>
+      <w:pPr>
+        <w:pStyle w:val="Heading1"/>
+      </w:pPr>
+      <w:r>
+        <w:t>Challenge</w:t>
+      </w:r>
+    </w:p>
+    <w:p>
+      <w:r>
+        <w:t>Register a third resource path: one contact's phone, below the contact.</w:t>
+      </w:r>
+    </w:p>
+    <w:p>
+      <w:pPr>
+        <w:keepNext/>
+      </w:pPr>
+    </w:p>
+    <w:p>
+      <w:pPr>
+        <w:pStyle w:val="ListBullet"/>
+      </w:pPr>
+      <w:r>
+        <w:t>In the Production-Minded server, write handle_get_contact_phone, which answers 200 with {"resource":"phone","id":"&lt;the id&gt;"} through send_json, and route GET /api/v1/contacts/{id}/phone to it: the path ends with /phone, and the part before /phone is a one-contact path. Rust: test path.ends_with("/phone") and give contact_id_from_path the path without its last six characters. Erlang: lists:suffix("/phone", Path) tests the ending, and string:slice(Path, 0, length(Path) - 6) is the part before it. Assembly: wr</w:t>
+      </w:r>
+      <w:r>
+        <w:t>ite phone_contact_id_from_path, which checks the prefix, finds the / after the id with strstr, checks with strcmp that what follows is exactly /phone, and copies the id into space in route_request's frame with snprintf and "%.*s", which writes only as many characters as its length value says, because the id does not end where the segment does.</w:t>
+      </w:r>
+    </w:p>
+    <w:p>
+      <w:pPr>
+        <w:pStyle w:val="ListBullet"/>
+      </w:pPr>
+      <w:r>
+        <w:t>Solidity: add contactPhone(string memory contactId) to HealthApi, which refuses an empty id like contact and returns the phone JSON; restart anvil and run the Contract Deploy, so it lands at the same address.</w:t>
+      </w:r>
+    </w:p>
+    <w:p>
+      <w:pPr>
+        <w:pStyle w:val="ListBullet"/>
+      </w:pPr>
+      <w:r>
+        <w:t>Leave the clients unchanged: their fourth request already asks for the phone of contact 2.</w:t>
+      </w:r>
+    </w:p>
+    <w:p>
+      <w:pPr>
+        <w:keepNext/>
+      </w:pPr>
+    </w:p>
+    <w:p>
+      <w:r>
+        <w:t>Run both. The output must match the Required Challenge Output below, Terminal 1 must show GET /api/v1/contacts/2/phone -&gt; 200, and the curl Check must still give 404 for /api/v1/contact/2. With the Exercise's change as well, the output must match the Required Combined Output after it.</w:t>
       </w:r>
     </w:p>
     <w:p>
@@ -22591,15 +23606,15 @@
         <w:pStyle w:val="Heading2"/>
       </w:pPr>
       <w:r>
-        <w:t>Required Clean-Run Output</w:t>
-      </w:r>
-    </w:p>
-    <w:p>
-      <w:pPr>
-        <w:keepNext/>
-      </w:pPr>
-      <w:r>
-        <w:t>Terminal 1, the Production-Minded server, after its client run and its curl Check, in Assembly, Rust, and Erlang (the Basic server prints only the first line):</w:t>
+        <w:t>Required Challenge Output</w:t>
+      </w:r>
+    </w:p>
+    <w:p>
+      <w:pPr>
+        <w:keepNext/>
+      </w:pPr>
+      <w:r>
+        <w:t>With the phone route added to the server, the fourth request is answered. The client prints these lines and ends with exit code 0, and Terminal 1's fourth request line is GET /api/v1/contacts/2/phone -&gt; 200:</w:t>
       </w:r>
     </w:p>
     <w:p>
@@ -22613,7 +23628,7 @@
         <w:keepNext/>
       </w:pPr>
       <w:r>
-        <w:t>Listening on https://127.0.0.1:8765</w:t>
+        <w:t>GET https://127.0.0.1:8765/api/v1/contacts</w:t>
       </w:r>
     </w:p>
     <w:p>
@@ -22622,7 +23637,7 @@
         <w:keepNext/>
       </w:pPr>
       <w:r>
-        <w:t>GET /api/v1/contacts -&gt; 200</w:t>
+        <w:t>Status: 200</w:t>
       </w:r>
     </w:p>
     <w:p>
@@ -22631,7 +23646,7 @@
         <w:keepNext/>
       </w:pPr>
       <w:r>
-        <w:t>GET /api/v1/contacts/2 -&gt; 200</w:t>
+        <w:t>Body: {"resource":"contacts"}</w:t>
       </w:r>
     </w:p>
     <w:p>
@@ -22640,7 +23655,7 @@
         <w:keepNext/>
       </w:pPr>
       <w:r>
-        <w:t>GET /api/v1/contacts/2%3Fx -&gt; 200</w:t>
+        <w:t>GET https://127.0.0.1:8765/api/v1/contacts/2</w:t>
       </w:r>
     </w:p>
     <w:p>
@@ -22649,34 +23664,17 @@
         <w:keepNext/>
       </w:pPr>
       <w:r>
-        <w:t>GET /api/v1/contacts/2/phone -&gt; 404</w:t>
+        <w:t>Status: 200</w:t>
       </w:r>
     </w:p>
     <w:p>
       <w:pPr>
         <w:pStyle w:val="RequiredOutput"/>
-      </w:pPr>
-      <w:r>
-        <w:t>GET /api/v1/contact/2 -&gt; 404</w:t>
-      </w:r>
-    </w:p>
-    <w:p>
-      <w:pPr>
-        <w:keepNext/>
-      </w:pPr>
-    </w:p>
-    <w:p>
-      <w:pPr>
-        <w:keepNext/>
-      </w:pPr>
-      <w:r>
-        <w:t>Terminal 2, every Assembly, Rust, and Erlang client, Basic and Production-Minded, ending with exit code 0:</w:t>
-      </w:r>
-    </w:p>
-    <w:p>
-      <w:pPr>
-        <w:keepNext/>
-      </w:pPr>
+        <w:keepNext/>
+      </w:pPr>
+      <w:r>
+        <w:t>Body: {"resource":"contact","id":"2"}</w:t>
+      </w:r>
     </w:p>
     <w:p>
       <w:pPr>
@@ -22684,6 +23682,143 @@
         <w:keepNext/>
       </w:pPr>
       <w:r>
+        <w:t>GET https://127.0.0.1:8765/api/v1/contacts/2%3Fx</w:t>
+      </w:r>
+    </w:p>
+    <w:p>
+      <w:pPr>
+        <w:pStyle w:val="RequiredOutput"/>
+        <w:keepNext/>
+      </w:pPr>
+      <w:r>
+        <w:t>Status: 200</w:t>
+      </w:r>
+    </w:p>
+    <w:p>
+      <w:pPr>
+        <w:pStyle w:val="RequiredOutput"/>
+        <w:keepNext/>
+      </w:pPr>
+      <w:r>
+        <w:t>Body: {"resource":"contact","id":"2?x"}</w:t>
+      </w:r>
+    </w:p>
+    <w:p>
+      <w:pPr>
+        <w:pStyle w:val="RequiredOutput"/>
+        <w:keepNext/>
+      </w:pPr>
+      <w:r>
+        <w:t>GET https://127.0.0.1:8765/api/v1/contacts/2/phone</w:t>
+      </w:r>
+    </w:p>
+    <w:p>
+      <w:pPr>
+        <w:pStyle w:val="RequiredOutput"/>
+        <w:keepNext/>
+      </w:pPr>
+      <w:r>
+        <w:t>Status: 200</w:t>
+      </w:r>
+    </w:p>
+    <w:p>
+      <w:pPr>
+        <w:pStyle w:val="RequiredOutput"/>
+      </w:pPr>
+      <w:r>
+        <w:t>Body: {"resource":"phone","id":"2"}</w:t>
+      </w:r>
+    </w:p>
+    <w:p>
+      <w:pPr>
+        <w:keepNext/>
+      </w:pPr>
+    </w:p>
+    <w:p>
+      <w:pPr>
+        <w:keepNext/>
+      </w:pPr>
+      <w:r>
+        <w:t>Solidity's, with contactPhone added to the contract, ending with exit code 0:</w:t>
+      </w:r>
+    </w:p>
+    <w:p>
+      <w:pPr>
+        <w:keepNext/>
+      </w:pPr>
+    </w:p>
+    <w:p>
+      <w:pPr>
+        <w:pStyle w:val="RequiredOutput"/>
+        <w:keepNext/>
+      </w:pPr>
+      <w:r>
+        <w:t>"{\"resource\":\"contacts\"}"</w:t>
+      </w:r>
+    </w:p>
+    <w:p>
+      <w:pPr>
+        <w:pStyle w:val="RequiredOutput"/>
+        <w:keepNext/>
+      </w:pPr>
+      <w:r>
+        <w:t>"{\"resource\":\"contact\",\"id\":\"2\"}"</w:t>
+      </w:r>
+    </w:p>
+    <w:p>
+      <w:pPr>
+        <w:pStyle w:val="RequiredOutput"/>
+        <w:keepNext/>
+      </w:pPr>
+      <w:r>
+        <w:t>"{\"resource\":\"contact\",\"id\":\"2?x\"}"</w:t>
+      </w:r>
+    </w:p>
+    <w:p>
+      <w:pPr>
+        <w:pStyle w:val="RequiredOutput"/>
+      </w:pPr>
+      <w:r>
+        <w:t>"{\"resource\":\"phone\",\"id\":\"2\"}"</w:t>
+      </w:r>
+    </w:p>
+    <w:p>
+      <w:pPr>
+        <w:keepNext/>
+      </w:pPr>
+    </w:p>
+    <w:p>
+      <w:pPr>
+        <w:keepNext/>
+      </w:pPr>
+    </w:p>
+    <w:p>
+      <w:pPr>
+        <w:pStyle w:val="Heading2"/>
+      </w:pPr>
+      <w:r>
+        <w:t>Required Combined Output</w:t>
+      </w:r>
+    </w:p>
+    <w:p>
+      <w:pPr>
+        <w:keepNext/>
+      </w:pPr>
+      <w:r>
+        <w:t>With both changes, the third request addresses contact 2 and the fourth is answered:</w:t>
+      </w:r>
+    </w:p>
+    <w:p>
+      <w:pPr>
+        <w:keepNext/>
+      </w:pPr>
+    </w:p>
+    <w:p>
+      <w:pPr>
+        <w:pStyle w:val="RequiredOutput"/>
+        <w:keepNext/>
+      </w:pPr>
+      <w:r>
         <w:t>GET https://127.0.0.1:8765/api/v1/contacts</w:t>
       </w:r>
     </w:p>
@@ -22738,7 +23873,7 @@
         <w:keepNext/>
       </w:pPr>
       <w:r>
-        <w:t>GET https://127.0.0.1:8765/api/v1/contacts/2%3Fx</w:t>
+        <w:t>GET https://127.0.0.1:8765/api/v1/contacts/2?x</w:t>
       </w:r>
     </w:p>
     <w:p>
@@ -22756,7 +23891,7 @@
         <w:keepNext/>
       </w:pPr>
       <w:r>
-        <w:t>Body: {"resource":"contact","id":"2?x"}</w:t>
+        <w:t>Body: {"resource":"contact","id":"2"}</w:t>
       </w:r>
     </w:p>
     <w:p>
@@ -22774,7 +23909,7 @@
         <w:keepNext/>
       </w:pPr>
       <w:r>
-        <w:t>Status: 404</w:t>
+        <w:t>Status: 200</w:t>
       </w:r>
     </w:p>
     <w:p>
@@ -22782,20 +23917,20 @@
         <w:pStyle w:val="RequiredOutput"/>
       </w:pPr>
       <w:r>
-        <w:t>Body: {"code":"not_found","message":"no such path"}</w:t>
-      </w:r>
-    </w:p>
-    <w:p>
-      <w:pPr>
-        <w:keepNext/>
-      </w:pPr>
-    </w:p>
-    <w:p>
-      <w:pPr>
-        <w:keepNext/>
-      </w:pPr>
-      <w:r>
-        <w:t>Terminal 2, Solidity's Client Run, Basic and Production-Minded: three answers, then the fourth call's revert on the error stream, ending with exit code 1:</w:t>
+        <w:t>Body: {"resource":"phone","id":"2"}</w:t>
+      </w:r>
+    </w:p>
+    <w:p>
+      <w:pPr>
+        <w:keepNext/>
+      </w:pPr>
+    </w:p>
+    <w:p>
+      <w:pPr>
+        <w:keepNext/>
+      </w:pPr>
+      <w:r>
+        <w:t>Solidity's:</w:t>
       </w:r>
     </w:p>
     <w:p>
@@ -22827,7 +23962,7 @@
         <w:keepNext/>
       </w:pPr>
       <w:r>
-        <w:t>"{\"resource\":\"contact\",\"id\":\"2?x\"}"</w:t>
+        <w:t>"{\"resource\":\"contact\",\"id\":\"2\"}"</w:t>
       </w:r>
     </w:p>
     <w:p>
@@ -22835,7 +23970,7 @@
         <w:pStyle w:val="RequiredOutput"/>
       </w:pPr>
       <w:r>
-        <w:t>Error: execution reverted: {"code":"not_found","message":"no such path"}</w:t>
+        <w:t>"{\"resource\":\"phone\",\"id\":\"2\"}"</w:t>
       </w:r>
     </w:p>
     <w:p>
@@ -22858,7 +23993,7 @@
         <w:pStyle w:val="Heading1"/>
       </w:pPr>
       <w:r>
-        <w:t>Common Mistakes</w:t>
+        <w:t>Completion Checklist</w:t>
       </w:r>
     </w:p>
     <w:p>
@@ -22866,7 +24001,7 @@
         <w:pStyle w:val="ListBullet"/>
       </w:pPr>
       <w:r>
-        <w:t>Putting text into a path without encoding it. A ? starts a query and a / adds a segment, so the request addresses another resource, and nothing reports an error.</w:t>
+        <w:t>I copied lesson-6.0's certs folder, the Copy Check printed OK, and the Library Check matched.</w:t>
       </w:r>
     </w:p>
     <w:p>
@@ -22874,7 +24009,7 @@
         <w:pStyle w:val="ListBullet"/>
       </w:pPr>
       <w:r>
-        <w:t>Decoding before splitting the path into segments, when you write the server's routing yourself: an encoded slash then becomes a real one. Find the segment first, then decode it, as the Rust and Erlang servers do. Assembly and C cannot choose: libmicrohttpd decodes first (see Assembly's What to Notice).</w:t>
+        <w:t>In Assembly, Rust, and Erlang, the server registered the two contact paths and answered 404 for /api/v1/contacts/2/phone and /api/v1/contact/2.</w:t>
       </w:r>
     </w:p>
     <w:p>
@@ -22882,7 +24017,7 @@
         <w:pStyle w:val="ListBullet"/>
       </w:pPr>
       <w:r>
-        <w:t>In Assembly, writing the contact's JSON into one shared space in .bss. libmicrohttpd answers requests on several threads at once, so the space belongs in each call's own stack frame.</w:t>
+        <w:t>In Assembly, Rust, and Erlang, the client built each endpoint from its parts and encoded the id with its language's encoder, and the third request carried 2%3Fx.</w:t>
       </w:r>
     </w:p>
     <w:p>
@@ -22890,7 +24025,7 @@
         <w:pStyle w:val="ListBullet"/>
       </w:pPr>
       <w:r>
-        <w:t>In Rust, using percent_decode_str's result as if it were text: it is bytes until decode_utf8_lossy reads them as UTF-8.</w:t>
+        <w:t>I can say which servers decode the path before routing (Assembly, through libmicrohttpd) and which decode the id after finding its segment (Rust and Erlang).</w:t>
       </w:r>
     </w:p>
     <w:p>
@@ -22898,7 +24033,7 @@
         <w:pStyle w:val="ListBullet"/>
       </w:pPr>
       <w:r>
-        <w:t>In Erlang, putting the empty-id branch after the one-contact branch. ContactId matches "" too, so the empty id would be answered as a contact.</w:t>
+        <w:t>In Solidity, I called contacts and contact with cast call, read the call data word by word, and can explain why a ? cannot escape an ABI-encoded argument.</w:t>
       </w:r>
     </w:p>
     <w:p>
@@ -22906,15 +24041,7 @@
         <w:pStyle w:val="ListBullet"/>
       </w:pPr>
       <w:r>
-        <w:t>In Solidity, treating the selector as text. contact(string) and contact(uint256) are different functions; the types are part of the name.</w:t>
-      </w:r>
-    </w:p>
-    <w:p>
-      <w:pPr>
-        <w:pStyle w:val="ListBullet"/>
-      </w:pPr>
-      <w:r>
-        <w:t>In Solidity, writing call data by hand. The encoder writes every length correctly; a hand-made one can be wrong without any error, as the Workbook Exercise shows.</w:t>
+        <w:t>I matched the Required Exercise, Challenge, and Combined Output.</w:t>
       </w:r>
     </w:p>
     <w:p>
@@ -22937,826 +24064,15 @@
         <w:pStyle w:val="Heading1"/>
       </w:pPr>
       <w:r>
-        <w:t>Project Connection</w:t>
-      </w:r>
-    </w:p>
-    <w:p>
-      <w:r>
-        <w:t>The Chapter 6 main project's EXTENDED companion, the Contact Manager REST API, serves exactly these two resource paths in Assembly, Rust, and Erlang: Lesson 6.5a turns handle_list_contacts and handle_get_contact into handlers that read the contacts, and Lesson 6.11a checks the id that contact_id_from_path finds. The Production-Minded clients' contacts_endpoint and contact_endpoint are how every later EXTENDED client builds a contact URL. Solidity's HealthApi keeps growing one function per resource; its counterpart of the secondary project reads anvil's JSON-RPC, where the endpoint is always a method and its parameters.</w:t>
-      </w:r>
-    </w:p>
-    <w:p>
-      <w:pPr>
-        <w:keepNext/>
-      </w:pPr>
-    </w:p>
-    <w:p>
-      <w:pPr>
-        <w:keepNext/>
-      </w:pPr>
-    </w:p>
-    <w:p>
-      <w:pPr>
-        <w:keepNext/>
-      </w:pPr>
-    </w:p>
-    <w:p>
-      <w:pPr>
-        <w:pStyle w:val="Heading1"/>
-      </w:pPr>
-      <w:r>
-        <w:t>Workbook Exercise</w:t>
-      </w:r>
-    </w:p>
-    <w:p>
-      <w:r>
-        <w:t>See what happens when an id is not encoded. Change contact_endpoint in the Production-Minded client so it puts the id into the path as it is:</w:t>
-      </w:r>
-    </w:p>
-    <w:p>
-      <w:pPr>
-        <w:keepNext/>
-      </w:pPr>
-    </w:p>
-    <w:p>
-      <w:pPr>
-        <w:pStyle w:val="ListBullet"/>
-      </w:pPr>
-      <w:r>
-        <w:t>Assembly: in contact_endpoint, change mov r9, r13 to mov r9, rbx, so snprintf writes the id instead of the encoded id. curl_easy_escape then still runs, but its result is only freed.</w:t>
-      </w:r>
-    </w:p>
-    <w:p>
-      <w:pPr>
-        <w:pStyle w:val="ListBullet"/>
-      </w:pPr>
-      <w:r>
-        <w:t>Rust: in contact_endpoint's format!, change encoded_id to contact_id. cargo then warns that encoded_id is unused; that is expected.</w:t>
-      </w:r>
-    </w:p>
-    <w:p>
-      <w:pPr>
-        <w:pStyle w:val="ListBullet"/>
-      </w:pPr>
-      <w:r>
-        <w:t>Erlang: in contact_endpoint, change uri_string:quote(ContactId) to ContactId.</w:t>
-      </w:r>
-    </w:p>
-    <w:p>
-      <w:pPr>
-        <w:pStyle w:val="ListBullet"/>
-      </w:pPr>
-      <w:r>
-        <w:t>Solidity: cast always encodes, so there is no unencoded form to try. Write part of the encoding by hand instead, wrongly: in the Client Run, add this line right after the $callData line. It changes the length word's last digit from 3 to 1, so the call data says the text is 1 byte long: $callData = $callData.Replace("0003323f78", "0001323f78")</w:t>
-      </w:r>
-    </w:p>
-    <w:p>
-      <w:pPr>
-        <w:keepNext/>
-      </w:pPr>
-    </w:p>
-    <w:p>
-      <w:r>
-        <w:t>Before you run it, predict the third request's URL (Solidity: the third line), the id in its body, and Terminal 1's third line. Rebuild the client, start the Production-Minded server in Terminal 1, and run the client in Terminal 2 (Solidity: start anvil, run the Contract Deploy, then the changed Client Run). The output must match the Required Exercise Output below, and the exit code must be 0 (Solidity: 1, from the fourth call). The ? started a query, so the server saw the path /api/v1/contacts/2 and answered contact 2: the request reached a real resource, the wrong one, and nothing failed. In Solidity the contract read only the first byte of the text, 2, and answered contact 2 just as quietly. Undo the change, rebuild, and check that "id":"2?x" returns.</w:t>
-      </w:r>
-    </w:p>
-    <w:p>
-      <w:pPr>
-        <w:keepNext/>
-      </w:pPr>
-    </w:p>
-    <w:p>
-      <w:pPr>
-        <w:keepNext/>
-      </w:pPr>
-    </w:p>
-    <w:p>
-      <w:pPr>
-        <w:pStyle w:val="Heading2"/>
-      </w:pPr>
-      <w:r>
-        <w:t>Required Exercise Output</w:t>
-      </w:r>
-    </w:p>
-    <w:p>
-      <w:pPr>
-        <w:keepNext/>
-      </w:pPr>
-      <w:r>
-        <w:t>With the id put into the path without encoding, the third request addresses contact 2 instead of 2?x, and nothing reports a problem. The client prints these lines and ends with exit code 0, and Terminal 1's third request line is GET /api/v1/contacts/2?x -&gt; 200:</w:t>
-      </w:r>
-    </w:p>
-    <w:p>
-      <w:pPr>
-        <w:keepNext/>
-      </w:pPr>
-    </w:p>
-    <w:p>
-      <w:pPr>
-        <w:pStyle w:val="RequiredOutput"/>
-        <w:keepNext/>
-      </w:pPr>
-      <w:r>
-        <w:t>GET https://127.0.0.1:8765/api/v1/contacts</w:t>
-      </w:r>
-    </w:p>
-    <w:p>
-      <w:pPr>
-        <w:pStyle w:val="RequiredOutput"/>
-        <w:keepNext/>
-      </w:pPr>
-      <w:r>
-        <w:t>Status: 200</w:t>
-      </w:r>
-    </w:p>
-    <w:p>
-      <w:pPr>
-        <w:pStyle w:val="RequiredOutput"/>
-        <w:keepNext/>
-      </w:pPr>
-      <w:r>
-        <w:t>Body: {"resource":"contacts"}</w:t>
-      </w:r>
-    </w:p>
-    <w:p>
-      <w:pPr>
-        <w:pStyle w:val="RequiredOutput"/>
-        <w:keepNext/>
-      </w:pPr>
-      <w:r>
-        <w:t>GET https://127.0.0.1:8765/api/v1/contacts/2</w:t>
-      </w:r>
-    </w:p>
-    <w:p>
-      <w:pPr>
-        <w:pStyle w:val="RequiredOutput"/>
-        <w:keepNext/>
-      </w:pPr>
-      <w:r>
-        <w:t>Status: 200</w:t>
-      </w:r>
-    </w:p>
-    <w:p>
-      <w:pPr>
-        <w:pStyle w:val="RequiredOutput"/>
-        <w:keepNext/>
-      </w:pPr>
-      <w:r>
-        <w:t>Body: {"resource":"contact","id":"2"}</w:t>
-      </w:r>
-    </w:p>
-    <w:p>
-      <w:pPr>
-        <w:pStyle w:val="RequiredOutput"/>
-        <w:keepNext/>
-      </w:pPr>
-      <w:r>
-        <w:t>GET https://127.0.0.1:8765/api/v1/contacts/2?x</w:t>
-      </w:r>
-    </w:p>
-    <w:p>
-      <w:pPr>
-        <w:pStyle w:val="RequiredOutput"/>
-        <w:keepNext/>
-      </w:pPr>
-      <w:r>
-        <w:t>Status: 200</w:t>
-      </w:r>
-    </w:p>
-    <w:p>
-      <w:pPr>
-        <w:pStyle w:val="RequiredOutput"/>
-        <w:keepNext/>
-      </w:pPr>
-      <w:r>
-        <w:t>Body: {"resource":"contact","id":"2"}</w:t>
-      </w:r>
-    </w:p>
-    <w:p>
-      <w:pPr>
-        <w:pStyle w:val="RequiredOutput"/>
-        <w:keepNext/>
-      </w:pPr>
-      <w:r>
-        <w:t>GET https://127.0.0.1:8765/api/v1/contacts/2/phone</w:t>
-      </w:r>
-    </w:p>
-    <w:p>
-      <w:pPr>
-        <w:pStyle w:val="RequiredOutput"/>
-        <w:keepNext/>
-      </w:pPr>
-      <w:r>
-        <w:t>Status: 404</w:t>
-      </w:r>
-    </w:p>
-    <w:p>
-      <w:pPr>
-        <w:pStyle w:val="RequiredOutput"/>
-      </w:pPr>
-      <w:r>
-        <w:t>Body: {"code":"not_found","message":"no such path"}</w:t>
-      </w:r>
-    </w:p>
-    <w:p>
-      <w:pPr>
-        <w:keepNext/>
-      </w:pPr>
-    </w:p>
-    <w:p>
-      <w:pPr>
-        <w:keepNext/>
-      </w:pPr>
-      <w:r>
-        <w:t>Solidity's Exercise writes the call data's length by hand, and wrongly, so the third answer names contact 2 too:</w:t>
-      </w:r>
-    </w:p>
-    <w:p>
-      <w:pPr>
-        <w:keepNext/>
-      </w:pPr>
-    </w:p>
-    <w:p>
-      <w:pPr>
-        <w:pStyle w:val="RequiredOutput"/>
-        <w:keepNext/>
-      </w:pPr>
-      <w:r>
-        <w:t>"{\"resource\":\"contacts\"}"</w:t>
-      </w:r>
-    </w:p>
-    <w:p>
-      <w:pPr>
-        <w:pStyle w:val="RequiredOutput"/>
-        <w:keepNext/>
-      </w:pPr>
-      <w:r>
-        <w:t>"{\"resource\":\"contact\",\"id\":\"2\"}"</w:t>
-      </w:r>
-    </w:p>
-    <w:p>
-      <w:pPr>
-        <w:pStyle w:val="RequiredOutput"/>
-        <w:keepNext/>
-      </w:pPr>
-      <w:r>
-        <w:t>"{\"resource\":\"contact\",\"id\":\"2\"}"</w:t>
-      </w:r>
-    </w:p>
-    <w:p>
-      <w:pPr>
-        <w:pStyle w:val="RequiredOutput"/>
-      </w:pPr>
-      <w:r>
-        <w:t>Error: execution reverted: {"code":"not_found","message":"no such path"}</w:t>
-      </w:r>
-    </w:p>
-    <w:p>
-      <w:pPr>
-        <w:keepNext/>
-      </w:pPr>
-    </w:p>
-    <w:p>
-      <w:pPr>
-        <w:keepNext/>
-      </w:pPr>
-    </w:p>
-    <w:p>
-      <w:pPr>
-        <w:keepNext/>
-      </w:pPr>
-    </w:p>
-    <w:p>
-      <w:pPr>
-        <w:pStyle w:val="Heading1"/>
-      </w:pPr>
-      <w:r>
-        <w:t>Challenge</w:t>
-      </w:r>
-    </w:p>
-    <w:p>
-      <w:r>
-        <w:t>Register a third resource path: one contact's phone, below the contact.</w:t>
-      </w:r>
-    </w:p>
-    <w:p>
-      <w:pPr>
-        <w:keepNext/>
-      </w:pPr>
-    </w:p>
-    <w:p>
-      <w:pPr>
-        <w:pStyle w:val="ListBullet"/>
-      </w:pPr>
-      <w:r>
-        <w:t>In the Production-Minded server, write handle_get_contact_phone, which answers 200 with {"resource":"phone","id":"&lt;the id&gt;"} through send_json, and route GET /api/v1/contacts/{id}/phone to it: the path ends with /phone, and the part before /phone is a one-contact path. Rust: test path.ends_with("/phone") and give contact_id_from_path the path without its last six characters. Erlang: lists:suffix("/phone", Path) tests the ending, and string:slice(Path, 0, length(Path) - 6) is the part before it. Assembly: write phone_contact_id_from_path, which checks the prefix, finds the / after the id with strstr, checks with strcmp that what follows is exactly /phone, and copies the id into space in route_request's frame with snprintf and "%.*s", which writes only as many characters as its length value says, because the id does not end where the segment does.</w:t>
-      </w:r>
-    </w:p>
-    <w:p>
-      <w:pPr>
-        <w:pStyle w:val="ListBullet"/>
-      </w:pPr>
-      <w:r>
-        <w:t>Solidity: add contactPhone(string memory contactId) to HealthApi, which refuses an empty id like contact and returns the phone JSON; restart anvil and run the Contract Deploy, so it lands at the same address.</w:t>
-      </w:r>
-    </w:p>
-    <w:p>
-      <w:pPr>
-        <w:pStyle w:val="ListBullet"/>
-      </w:pPr>
-      <w:r>
-        <w:t>Leave the clients unchanged: their fourth request already asks for the phone of contact 2.</w:t>
-      </w:r>
-    </w:p>
-    <w:p>
-      <w:pPr>
-        <w:keepNext/>
-      </w:pPr>
-    </w:p>
-    <w:p>
-      <w:r>
-        <w:t>Run both. The output must match the Required Challenge Output below, Terminal 1 must show GET /api/v1/contacts/2/phone -&gt; 200, and the curl Check must still give 404 for /api/v1/contact/2. With the Exercise's change as well, the output must match the Required Combined Output after it.</w:t>
-      </w:r>
-    </w:p>
-    <w:p>
-      <w:pPr>
-        <w:keepNext/>
-      </w:pPr>
-    </w:p>
-    <w:p>
-      <w:pPr>
-        <w:keepNext/>
-      </w:pPr>
-    </w:p>
-    <w:p>
-      <w:pPr>
-        <w:pStyle w:val="Heading2"/>
-      </w:pPr>
-      <w:r>
-        <w:t>Required Challenge Output</w:t>
-      </w:r>
-    </w:p>
-    <w:p>
-      <w:pPr>
-        <w:keepNext/>
-      </w:pPr>
-      <w:r>
-        <w:t>With the phone route added to the server, the fourth request is answered. The client prints these lines and ends with exit code 0, and Terminal 1's fourth request line is GET /api/v1/contacts/2/phone -&gt; 200:</w:t>
-      </w:r>
-    </w:p>
-    <w:p>
-      <w:pPr>
-        <w:keepNext/>
-      </w:pPr>
-    </w:p>
-    <w:p>
-      <w:pPr>
-        <w:pStyle w:val="RequiredOutput"/>
-        <w:keepNext/>
-      </w:pPr>
-      <w:r>
-        <w:t>GET https://127.0.0.1:8765/api/v1/contacts</w:t>
-      </w:r>
-    </w:p>
-    <w:p>
-      <w:pPr>
-        <w:pStyle w:val="RequiredOutput"/>
-        <w:keepNext/>
-      </w:pPr>
-      <w:r>
-        <w:t>Status: 200</w:t>
-      </w:r>
-    </w:p>
-    <w:p>
-      <w:pPr>
-        <w:pStyle w:val="RequiredOutput"/>
-        <w:keepNext/>
-      </w:pPr>
-      <w:r>
-        <w:t>Body: {"resource":"contacts"}</w:t>
-      </w:r>
-    </w:p>
-    <w:p>
-      <w:pPr>
-        <w:pStyle w:val="RequiredOutput"/>
-        <w:keepNext/>
-      </w:pPr>
-      <w:r>
-        <w:t>GET https://127.0.0.1:8765/api/v1/contacts/2</w:t>
-      </w:r>
-    </w:p>
-    <w:p>
-      <w:pPr>
-        <w:pStyle w:val="RequiredOutput"/>
-        <w:keepNext/>
-      </w:pPr>
-      <w:r>
-        <w:t>Status: 200</w:t>
-      </w:r>
-    </w:p>
-    <w:p>
-      <w:pPr>
-        <w:pStyle w:val="RequiredOutput"/>
-        <w:keepNext/>
-      </w:pPr>
-      <w:r>
-        <w:t>Body: {"resource":"contact","id":"2"}</w:t>
-      </w:r>
-    </w:p>
-    <w:p>
-      <w:pPr>
-        <w:pStyle w:val="RequiredOutput"/>
-        <w:keepNext/>
-      </w:pPr>
-      <w:r>
-        <w:t>GET https://127.0.0.1:8765/api/v1/contacts/2%3Fx</w:t>
-      </w:r>
-    </w:p>
-    <w:p>
-      <w:pPr>
-        <w:pStyle w:val="RequiredOutput"/>
-        <w:keepNext/>
-      </w:pPr>
-      <w:r>
-        <w:t>Status: 200</w:t>
-      </w:r>
-    </w:p>
-    <w:p>
-      <w:pPr>
-        <w:pStyle w:val="RequiredOutput"/>
-        <w:keepNext/>
-      </w:pPr>
-      <w:r>
-        <w:t>Body: {"resource":"contact","id":"2?x"}</w:t>
-      </w:r>
-    </w:p>
-    <w:p>
-      <w:pPr>
-        <w:pStyle w:val="RequiredOutput"/>
-        <w:keepNext/>
-      </w:pPr>
-      <w:r>
-        <w:t>GET https://127.0.0.1:8765/api/v1/contacts/2/phone</w:t>
-      </w:r>
-    </w:p>
-    <w:p>
-      <w:pPr>
-        <w:pStyle w:val="RequiredOutput"/>
-        <w:keepNext/>
-      </w:pPr>
-      <w:r>
-        <w:t>Status: 200</w:t>
-      </w:r>
-    </w:p>
-    <w:p>
-      <w:pPr>
-        <w:pStyle w:val="RequiredOutput"/>
-      </w:pPr>
-      <w:r>
-        <w:t>Body: {"resource":"phone","id":"2"}</w:t>
-      </w:r>
-    </w:p>
-    <w:p>
-      <w:pPr>
-        <w:keepNext/>
-      </w:pPr>
-    </w:p>
-    <w:p>
-      <w:pPr>
-        <w:keepNext/>
-      </w:pPr>
-      <w:r>
-        <w:t>Solidity's, with contactPhone added to the contract, ending with exit code 0:</w:t>
-      </w:r>
-    </w:p>
-    <w:p>
-      <w:pPr>
-        <w:keepNext/>
-      </w:pPr>
-    </w:p>
-    <w:p>
-      <w:pPr>
-        <w:pStyle w:val="RequiredOutput"/>
-        <w:keepNext/>
-      </w:pPr>
-      <w:r>
-        <w:t>"{\"resource\":\"contacts\"}"</w:t>
-      </w:r>
-    </w:p>
-    <w:p>
-      <w:pPr>
-        <w:pStyle w:val="RequiredOutput"/>
-        <w:keepNext/>
-      </w:pPr>
-      <w:r>
-        <w:t>"{\"resource\":\"contact\",\"id\":\"2\"}"</w:t>
-      </w:r>
-    </w:p>
-    <w:p>
-      <w:pPr>
-        <w:pStyle w:val="RequiredOutput"/>
-        <w:keepNext/>
-      </w:pPr>
-      <w:r>
-        <w:t>"{\"resource\":\"contact\",\"id\":\"2?x\"}"</w:t>
-      </w:r>
-    </w:p>
-    <w:p>
-      <w:pPr>
-        <w:pStyle w:val="RequiredOutput"/>
-      </w:pPr>
-      <w:r>
-        <w:t>"{\"resource\":\"phone\",\"id\":\"2\"}"</w:t>
-      </w:r>
-    </w:p>
-    <w:p>
-      <w:pPr>
-        <w:keepNext/>
-      </w:pPr>
-    </w:p>
-    <w:p>
-      <w:pPr>
-        <w:keepNext/>
-      </w:pPr>
-    </w:p>
-    <w:p>
-      <w:pPr>
-        <w:pStyle w:val="Heading2"/>
-      </w:pPr>
-      <w:r>
-        <w:t>Required Combined Output</w:t>
-      </w:r>
-    </w:p>
-    <w:p>
-      <w:pPr>
-        <w:keepNext/>
-      </w:pPr>
-      <w:r>
-        <w:t>With both changes, the third request addresses contact 2 and the fourth is answered:</w:t>
-      </w:r>
-    </w:p>
-    <w:p>
-      <w:pPr>
-        <w:keepNext/>
-      </w:pPr>
-    </w:p>
-    <w:p>
-      <w:pPr>
-        <w:pStyle w:val="RequiredOutput"/>
-        <w:keepNext/>
-      </w:pPr>
-      <w:r>
-        <w:t>GET https://127.0.0.1:8765/api/v1/contacts</w:t>
-      </w:r>
-    </w:p>
-    <w:p>
-      <w:pPr>
-        <w:pStyle w:val="RequiredOutput"/>
-        <w:keepNext/>
-      </w:pPr>
-      <w:r>
-        <w:t>Status: 200</w:t>
-      </w:r>
-    </w:p>
-    <w:p>
-      <w:pPr>
-        <w:pStyle w:val="RequiredOutput"/>
-        <w:keepNext/>
-      </w:pPr>
-      <w:r>
-        <w:t>Body: {"resource":"contacts"}</w:t>
-      </w:r>
-    </w:p>
-    <w:p>
-      <w:pPr>
-        <w:pStyle w:val="RequiredOutput"/>
-        <w:keepNext/>
-      </w:pPr>
-      <w:r>
-        <w:t>GET https://127.0.0.1:8765/api/v1/contacts/2</w:t>
-      </w:r>
-    </w:p>
-    <w:p>
-      <w:pPr>
-        <w:pStyle w:val="RequiredOutput"/>
-        <w:keepNext/>
-      </w:pPr>
-      <w:r>
-        <w:t>Status: 200</w:t>
-      </w:r>
-    </w:p>
-    <w:p>
-      <w:pPr>
-        <w:pStyle w:val="RequiredOutput"/>
-        <w:keepNext/>
-      </w:pPr>
-      <w:r>
-        <w:t>Body: {"resource":"contact","id":"2"}</w:t>
-      </w:r>
-    </w:p>
-    <w:p>
-      <w:pPr>
-        <w:pStyle w:val="RequiredOutput"/>
-        <w:keepNext/>
-      </w:pPr>
-      <w:r>
-        <w:t>GET https://127.0.0.1:8765/api/v1/contacts/2?x</w:t>
-      </w:r>
-    </w:p>
-    <w:p>
-      <w:pPr>
-        <w:pStyle w:val="RequiredOutput"/>
-        <w:keepNext/>
-      </w:pPr>
-      <w:r>
-        <w:t>Status: 200</w:t>
-      </w:r>
-    </w:p>
-    <w:p>
-      <w:pPr>
-        <w:pStyle w:val="RequiredOutput"/>
-        <w:keepNext/>
-      </w:pPr>
-      <w:r>
-        <w:t>Body: {"resource":"contact","id":"2"}</w:t>
-      </w:r>
-    </w:p>
-    <w:p>
-      <w:pPr>
-        <w:pStyle w:val="RequiredOutput"/>
-        <w:keepNext/>
-      </w:pPr>
-      <w:r>
-        <w:t>GET https://127.0.0.1:8765/api/v1/contacts/2/phone</w:t>
-      </w:r>
-    </w:p>
-    <w:p>
-      <w:pPr>
-        <w:pStyle w:val="RequiredOutput"/>
-        <w:keepNext/>
-      </w:pPr>
-      <w:r>
-        <w:t>Status: 200</w:t>
-      </w:r>
-    </w:p>
-    <w:p>
-      <w:pPr>
-        <w:pStyle w:val="RequiredOutput"/>
-      </w:pPr>
-      <w:r>
-        <w:t>Body: {"resource":"phone","id":"2"}</w:t>
-      </w:r>
-    </w:p>
-    <w:p>
-      <w:pPr>
-        <w:keepNext/>
-      </w:pPr>
-    </w:p>
-    <w:p>
-      <w:pPr>
-        <w:keepNext/>
-      </w:pPr>
-      <w:r>
-        <w:t>Solidity's:</w:t>
-      </w:r>
-    </w:p>
-    <w:p>
-      <w:pPr>
-        <w:keepNext/>
-      </w:pPr>
-    </w:p>
-    <w:p>
-      <w:pPr>
-        <w:pStyle w:val="RequiredOutput"/>
-        <w:keepNext/>
-      </w:pPr>
-      <w:r>
-        <w:t>"{\"resource\":\"contacts\"}"</w:t>
-      </w:r>
-    </w:p>
-    <w:p>
-      <w:pPr>
-        <w:pStyle w:val="RequiredOutput"/>
-        <w:keepNext/>
-      </w:pPr>
-      <w:r>
-        <w:t>"{\"resource\":\"contact\",\"id\":\"2\"}"</w:t>
-      </w:r>
-    </w:p>
-    <w:p>
-      <w:pPr>
-        <w:pStyle w:val="RequiredOutput"/>
-        <w:keepNext/>
-      </w:pPr>
-      <w:r>
-        <w:t>"{\"resource\":\"contact\",\"id\":\"2\"}"</w:t>
-      </w:r>
-    </w:p>
-    <w:p>
-      <w:pPr>
-        <w:pStyle w:val="RequiredOutput"/>
-      </w:pPr>
-      <w:r>
-        <w:t>"{\"resource\":\"phone\",\"id\":\"2\"}"</w:t>
-      </w:r>
-    </w:p>
-    <w:p>
-      <w:pPr>
-        <w:keepNext/>
-      </w:pPr>
-    </w:p>
-    <w:p>
-      <w:pPr>
-        <w:keepNext/>
-      </w:pPr>
-    </w:p>
-    <w:p>
-      <w:pPr>
-        <w:keepNext/>
-      </w:pPr>
-    </w:p>
-    <w:p>
-      <w:pPr>
-        <w:pStyle w:val="Heading1"/>
-      </w:pPr>
-      <w:r>
-        <w:t>Completion Checklist</w:t>
-      </w:r>
-    </w:p>
-    <w:p>
-      <w:pPr>
-        <w:pStyle w:val="ListBullet"/>
-      </w:pPr>
-      <w:r>
-        <w:t>I copied lesson-6.0's certs folder, the Copy Check printed OK, and the Library Check matched.</w:t>
-      </w:r>
-    </w:p>
-    <w:p>
-      <w:pPr>
-        <w:pStyle w:val="ListBullet"/>
-      </w:pPr>
-      <w:r>
-        <w:t>In Assembly, Rust, and Erlang, the server registered the two contact paths and answered 404 for /api/v1/contacts/2/phone and /api/v1/contact/2.</w:t>
-      </w:r>
-    </w:p>
-    <w:p>
-      <w:pPr>
-        <w:pStyle w:val="ListBullet"/>
-      </w:pPr>
-      <w:r>
-        <w:t>In Assembly, Rust, and Erlang, the client built each endpoint from its parts and encoded the id with its language's encoder, and the third request carried 2%3Fx.</w:t>
-      </w:r>
-    </w:p>
-    <w:p>
-      <w:pPr>
-        <w:pStyle w:val="ListBullet"/>
-      </w:pPr>
-      <w:r>
-        <w:t>I can say which servers decode the path before routing (Assembly, through libmicrohttpd) and which decode the id after finding its segment (Rust and Erlang).</w:t>
-      </w:r>
-    </w:p>
-    <w:p>
-      <w:pPr>
-        <w:pStyle w:val="ListBullet"/>
-      </w:pPr>
-      <w:r>
-        <w:t>In Solidity, I called contacts and contact with cast call, read the call data word by word, and can explain why a ? cannot escape an ABI-encoded argument.</w:t>
-      </w:r>
-    </w:p>
-    <w:p>
-      <w:pPr>
-        <w:pStyle w:val="ListBullet"/>
-      </w:pPr>
-      <w:r>
-        <w:t>I matched the Required Exercise, Challenge, and Combined Output.</w:t>
-      </w:r>
-    </w:p>
-    <w:p>
-      <w:pPr>
-        <w:keepNext/>
-      </w:pPr>
-    </w:p>
-    <w:p>
-      <w:pPr>
-        <w:keepNext/>
-      </w:pPr>
-    </w:p>
-    <w:p>
-      <w:pPr>
-        <w:keepNext/>
-      </w:pPr>
-    </w:p>
-    <w:p>
-      <w:pPr>
-        <w:pStyle w:val="Heading1"/>
-      </w:pPr>
-      <w:r>
         <w:t>Lesson Wrap-Up</w:t>
       </w:r>
     </w:p>
     <w:p>
       <w:r>
-        <w:t>In Assembly, Rust, and Erlang, the server registers /api/v1/contacts and /api/v1/contacts/{id}, takes the id from its one segment, decoded, and answers 404 for an empty id and for every path no route matches; the client builds each endpoint from its parts and encodes the id with curl_easy_escape, utf8_percent_encode, or uri_string:quote, so 2?x travels as 2%3Fx and stays one id. libmicrohttpd decodes the path before routing; tiny_http and httpd leave the decoding to the server. Solidity has no paths: each resource is a function, the id is its argument, and the endpoint a client sends is eth_call with the ABI-encoded call data, whose length words keep every character inside its value. Lesson 6.4a turns the client's request into send_request.</w:t>
+        <w:t>In Assembly, Rust, and Erlang, the server registers /api/v1/contacts and /api/v1/contacts/{id}, takes the id from its one segment, decoded, and answers 404 for an empty id and for every path no route matches; the client builds each endpoint from its parts and encodes the id with curl_easy_escape, utf8_percent_encode, or uri_string:quote, so 2?x travels as 2%3Fx and stays one id. libmicrohttpd decodes the path before routing; tiny_http and httpd leave the decoding to the server. Solidity has no paths: each r</w:t>
+      </w:r>
+      <w:r>
+        <w:t>esource is a function, the id is its argument, and the endpoint a client sends is eth_call with the ABI-encoded call data, whose length words keep every character inside its value. Lesson 6.4a turns the client's request into send_request.</w:t>
       </w:r>
     </w:p>
     <w:sectPr>
@@ -23942,31 +24258,31 @@
       </w:rPr>
     </w:lvl>
   </w:abstractNum>
-  <w:num w:numId="1" w16cid:durableId="125978365">
+  <w:num w:numId="1" w16cid:durableId="2103333710">
     <w:abstractNumId w:val="8"/>
   </w:num>
-  <w:num w:numId="2" w16cid:durableId="1617246935">
+  <w:num w:numId="2" w16cid:durableId="432238780">
     <w:abstractNumId w:val="6"/>
   </w:num>
-  <w:num w:numId="3" w16cid:durableId="1302149698">
+  <w:num w:numId="3" w16cid:durableId="1840344618">
     <w:abstractNumId w:val="5"/>
   </w:num>
-  <w:num w:numId="4" w16cid:durableId="1595358702">
+  <w:num w:numId="4" w16cid:durableId="560405403">
     <w:abstractNumId w:val="4"/>
   </w:num>
-  <w:num w:numId="5" w16cid:durableId="103693152">
+  <w:num w:numId="5" w16cid:durableId="1560630089">
     <w:abstractNumId w:val="7"/>
   </w:num>
-  <w:num w:numId="6" w16cid:durableId="1217937088">
+  <w:num w:numId="6" w16cid:durableId="586840705">
     <w:abstractNumId w:val="3"/>
   </w:num>
-  <w:num w:numId="7" w16cid:durableId="1087384433">
+  <w:num w:numId="7" w16cid:durableId="2128233737">
     <w:abstractNumId w:val="2"/>
   </w:num>
-  <w:num w:numId="8" w16cid:durableId="1584603344">
+  <w:num w:numId="8" w16cid:durableId="1336692997">
     <w:abstractNumId w:val="1"/>
   </w:num>
-  <w:num w:numId="9" w16cid:durableId="1921256914">
+  <w:num w:numId="9" w16cid:durableId="503251312">
     <w:abstractNumId w:val="0"/>
   </w:num>
 </w:numbering>

--- a/Volume 1/Chapter 06 - RESTful APIs/SPA_Vol1_Ch6_Lesson6_3a_Resources_and_Endpoints_EXTENDED.docx
+++ b/Volume 1/Chapter 06 - RESTful APIs/SPA_Vol1_Ch6_Lesson6_3a_Resources_and_Endpoints_EXTENDED.docx
@@ -995,7 +995,7 @@
         <w:keepNext/>
       </w:pPr>
       <w:r>
-        <w:t>$openssl = "C:\Program Files\Git\mingw64\bin\openssl.exe"</w:t>
+        <w:t>$openssl = "C:\Program Files\Git\ucrt64\bin\openssl.exe"</w:t>
       </w:r>
     </w:p>
     <w:p>
@@ -24258,31 +24258,31 @@
       </w:rPr>
     </w:lvl>
   </w:abstractNum>
-  <w:num w:numId="1" w16cid:durableId="1597398148">
+  <w:num w:numId="1" w16cid:durableId="1475413002">
     <w:abstractNumId w:val="8"/>
   </w:num>
-  <w:num w:numId="2" w16cid:durableId="557673151">
+  <w:num w:numId="2" w16cid:durableId="1245336278">
     <w:abstractNumId w:val="6"/>
   </w:num>
-  <w:num w:numId="3" w16cid:durableId="592855298">
+  <w:num w:numId="3" w16cid:durableId="1240797772">
     <w:abstractNumId w:val="5"/>
   </w:num>
-  <w:num w:numId="4" w16cid:durableId="1637830838">
+  <w:num w:numId="4" w16cid:durableId="934478343">
     <w:abstractNumId w:val="4"/>
   </w:num>
-  <w:num w:numId="5" w16cid:durableId="1509251930">
+  <w:num w:numId="5" w16cid:durableId="765661435">
     <w:abstractNumId w:val="7"/>
   </w:num>
-  <w:num w:numId="6" w16cid:durableId="82067313">
+  <w:num w:numId="6" w16cid:durableId="1512259407">
     <w:abstractNumId w:val="3"/>
   </w:num>
-  <w:num w:numId="7" w16cid:durableId="759832148">
+  <w:num w:numId="7" w16cid:durableId="759253467">
     <w:abstractNumId w:val="2"/>
   </w:num>
-  <w:num w:numId="8" w16cid:durableId="927887671">
+  <w:num w:numId="8" w16cid:durableId="317614092">
     <w:abstractNumId w:val="1"/>
   </w:num>
-  <w:num w:numId="9" w16cid:durableId="1312245785">
+  <w:num w:numId="9" w16cid:durableId="1132601093">
     <w:abstractNumId w:val="0"/>
   </w:num>
 </w:numbering>
